--- a/klagomål/A 19645-2026 FSC-klagomål.docx
+++ b/klagomål/A 19645-2026 FSC-klagomål.docx
@@ -929,7 +929,7 @@
     <w:r>
       <w:tab/>
       <w:tab/>
-      <w:t>2026-04-23</w:t>
+      <w:t>2026-04-24</w:t>
       <w:br/>
       <w:br/>
     </w:r>

--- a/klagomål/A 19645-2026 FSC-klagomål.docx
+++ b/klagomål/A 19645-2026 FSC-klagomål.docx
@@ -929,7 +929,7 @@
     <w:r>
       <w:tab/>
       <w:tab/>
-      <w:t>2026-04-24</w:t>
+      <w:t>2026-04-25</w:t>
       <w:br/>
       <w:br/>
     </w:r>

--- a/klagomål/A 19645-2026 FSC-klagomål.docx
+++ b/klagomål/A 19645-2026 FSC-klagomål.docx
@@ -929,7 +929,7 @@
     <w:r>
       <w:tab/>
       <w:tab/>
-      <w:t>2026-04-25</w:t>
+      <w:t>2026-04-26</w:t>
       <w:br/>
       <w:br/>
     </w:r>

--- a/klagomål/A 19645-2026 FSC-klagomål.docx
+++ b/klagomål/A 19645-2026 FSC-klagomål.docx
@@ -929,7 +929,7 @@
     <w:r>
       <w:tab/>
       <w:tab/>
-      <w:t>2026-05-16</w:t>
+      <w:t>2026-05-17</w:t>
       <w:br/>
       <w:br/>
     </w:r>

--- a/klagomål/A 19645-2026 FSC-klagomål.docx
+++ b/klagomål/A 19645-2026 FSC-klagomål.docx
@@ -929,7 +929,7 @@
     <w:r>
       <w:tab/>
       <w:tab/>
-      <w:t>2026-05-17</w:t>
+      <w:t>2026-05-18</w:t>
       <w:br/>
       <w:br/>
     </w:r>

--- a/klagomål/A 19645-2026 FSC-klagomål.docx
+++ b/klagomål/A 19645-2026 FSC-klagomål.docx
@@ -929,7 +929,7 @@
     <w:r>
       <w:tab/>
       <w:tab/>
-      <w:t>2026-05-18</w:t>
+      <w:t>2026-05-19</w:t>
       <w:br/>
       <w:br/>
     </w:r>

--- a/klagomål/A 19645-2026 FSC-klagomål.docx
+++ b/klagomål/A 19645-2026 FSC-klagomål.docx
@@ -929,7 +929,7 @@
     <w:r>
       <w:tab/>
       <w:tab/>
-      <w:t>2026-05-19</w:t>
+      <w:t>2026-05-20</w:t>
       <w:br/>
       <w:br/>
     </w:r>

--- a/klagomål/A 19645-2026 FSC-klagomål.docx
+++ b/klagomål/A 19645-2026 FSC-klagomål.docx
@@ -929,7 +929,7 @@
     <w:r>
       <w:tab/>
       <w:tab/>
-      <w:t>2026-05-20</w:t>
+      <w:t>2026-05-21</w:t>
       <w:br/>
       <w:br/>
     </w:r>

--- a/klagomål/A 19645-2026 FSC-klagomål.docx
+++ b/klagomål/A 19645-2026 FSC-klagomål.docx
@@ -929,7 +929,7 @@
     <w:r>
       <w:tab/>
       <w:tab/>
-      <w:t>2026-05-21</w:t>
+      <w:t>2026-05-22</w:t>
       <w:br/>
       <w:br/>
     </w:r>

--- a/klagomål/A 19645-2026 FSC-klagomål.docx
+++ b/klagomål/A 19645-2026 FSC-klagomål.docx
@@ -929,7 +929,7 @@
     <w:r>
       <w:tab/>
       <w:tab/>
-      <w:t>2026-05-22</w:t>
+      <w:t>2026-05-23</w:t>
       <w:br/>
       <w:br/>
     </w:r>

--- a/klagomål/A 19645-2026 FSC-klagomål.docx
+++ b/klagomål/A 19645-2026 FSC-klagomål.docx
@@ -929,7 +929,7 @@
     <w:r>
       <w:tab/>
       <w:tab/>
-      <w:t>2026-05-23</w:t>
+      <w:t>2026-05-24</w:t>
       <w:br/>
       <w:br/>
     </w:r>

--- a/klagomål/A 19645-2026 FSC-klagomål.docx
+++ b/klagomål/A 19645-2026 FSC-klagomål.docx
@@ -929,7 +929,7 @@
     <w:r>
       <w:tab/>
       <w:tab/>
-      <w:t>2026-05-24</w:t>
+      <w:t>2026-05-25</w:t>
       <w:br/>
       <w:br/>
     </w:r>

--- a/klagomål/A 19645-2026 FSC-klagomål.docx
+++ b/klagomål/A 19645-2026 FSC-klagomål.docx
@@ -929,7 +929,7 @@
     <w:r>
       <w:tab/>
       <w:tab/>
-      <w:t>2026-05-25</w:t>
+      <w:t>2026-05-26</w:t>
       <w:br/>
       <w:br/>
     </w:r>

--- a/klagomål/A 19645-2026 FSC-klagomål.docx
+++ b/klagomål/A 19645-2026 FSC-klagomål.docx
@@ -929,7 +929,7 @@
     <w:r>
       <w:tab/>
       <w:tab/>
-      <w:t>2026-05-26</w:t>
+      <w:t>2026-05-27</w:t>
       <w:br/>
       <w:br/>
     </w:r>

--- a/klagomål/A 19645-2026 FSC-klagomål.docx
+++ b/klagomål/A 19645-2026 FSC-klagomål.docx
@@ -929,7 +929,7 @@
     <w:r>
       <w:tab/>
       <w:tab/>
-      <w:t>2026-05-27</w:t>
+      <w:t>2026-05-28</w:t>
       <w:br/>
       <w:br/>
     </w:r>

--- a/klagomål/A 19645-2026 FSC-klagomål.docx
+++ b/klagomål/A 19645-2026 FSC-klagomål.docx
@@ -929,7 +929,7 @@
     <w:r>
       <w:tab/>
       <w:tab/>
-      <w:t>2026-05-28</w:t>
+      <w:t>2026-05-29</w:t>
       <w:br/>
       <w:br/>
     </w:r>

--- a/klagomål/A 19645-2026 FSC-klagomål.docx
+++ b/klagomål/A 19645-2026 FSC-klagomål.docx
@@ -929,7 +929,7 @@
     <w:r>
       <w:tab/>
       <w:tab/>
-      <w:t>2026-05-29</w:t>
+      <w:t>2026-05-30</w:t>
       <w:br/>
       <w:br/>
     </w:r>

--- a/klagomål/A 19645-2026 FSC-klagomål.docx
+++ b/klagomål/A 19645-2026 FSC-klagomål.docx
@@ -929,7 +929,7 @@
     <w:r>
       <w:tab/>
       <w:tab/>
-      <w:t>2026-05-30</w:t>
+      <w:t>2026-05-31</w:t>
       <w:br/>
       <w:br/>
     </w:r>

--- a/klagomål/A 19645-2026 FSC-klagomål.docx
+++ b/klagomål/A 19645-2026 FSC-klagomål.docx
@@ -929,7 +929,7 @@
     <w:r>
       <w:tab/>
       <w:tab/>
-      <w:t>2026-05-31</w:t>
+      <w:t>2026-06-01</w:t>
       <w:br/>
       <w:br/>
     </w:r>

--- a/klagomål/A 19645-2026 FSC-klagomål.docx
+++ b/klagomål/A 19645-2026 FSC-klagomål.docx
@@ -191,7 +191,7 @@
     </w:p>
     <w:p>
       <w:r>
-        <w:t>I avverkningsanmälan har följande 2 naturvårdsarter hittats: grön sköldmossa (S, §8) och trådticka (S). Arter som är signalarter enligt Skogsstyrelsen har markerats med (S). För fridlysta arter anges även paragrafen i Artskyddsförordningen som arten är fridlyst enligt.</w:t>
+        <w:t>I avverkningsanmälan har följande 9 naturvårdsarter hittats: tornseglare (EN, §4), hussvala (VU, §4), smålom (NT, §4), spillkråka (NT, §4), grön sköldmossa (S, §8), trådticka (S), enkelbeckasin (§4), mindre flugsnappare (§4) och trana (§4). Av dessa är 4 rödlistade. För rödlistade arter har rödlistekategorin angivits inom parentes. Arter som är signalarter enligt Skogsstyrelsen har markerats med (S). För fridlysta arter anges även paragrafen i Artskyddsförordningen som arten är fridlyst enligt.</w:t>
       </w:r>
     </w:p>
     <w:p>
@@ -206,7 +206,7 @@
       <w:r>
         <w:drawing>
           <wp:inline xmlns:a="http://schemas.openxmlformats.org/drawingml/2006/main" xmlns:pic="http://schemas.openxmlformats.org/drawingml/2006/picture">
-            <wp:extent cx="5486400" cy="5243943"/>
+            <wp:extent cx="5486400" cy="5214361"/>
             <wp:docPr id="1" name="Picture 1"/>
             <wp:cNvGraphicFramePr>
               <a:graphicFrameLocks noChangeAspect="1"/>
@@ -227,7 +227,7 @@
                   <pic:spPr>
                     <a:xfrm>
                       <a:off x="0" y="0"/>
-                      <a:ext cx="5486400" cy="5243943"/>
+                      <a:ext cx="5486400" cy="5214361"/>
                     </a:xfrm>
                     <a:prstGeom prst="rect"/>
                   </pic:spPr>
@@ -285,7 +285,21 @@
     </w:p>
     <w:p>
       <w:r>
-        <w:t>Följande fridlysta arter har sina livsmiljöer och växtplatser i den avverkningsanmälda skogen: grön sköldmossa (S, §8).</w:t>
+        <w:t>Följande fridlysta arter har sina livsmiljöer och växtplatser i den avverkningsanmälda skogen: tornseglare (EN, §4), hussvala (VU, §4), smålom (NT, §4), spillkråka (NT, §4), grön sköldmossa (S, §8), enkelbeckasin (§4), mindre flugsnappare (§4) och trana (§4).</w:t>
+      </w:r>
+    </w:p>
+    <w:p>
+      <w:r>
+        <w:t xml:space="preserve">Observera att medlemsländerna är skyldiga att agera i enlighet med EU:s fågeldirektiv där det uttryckligen står att direktivet gäller för fåglar samt för deras ägg, bon och </w:t>
+      </w:r>
+      <w:r>
+        <w:rPr>
+          <w:b/>
+        </w:rPr>
+        <w:t xml:space="preserve">livsmiljöer </w:t>
+      </w:r>
+      <w:r>
+        <w:t>(artikel 1). Vidare att de åtgärder som vidtas inte får leda till en försämring av den nuvarande situationen beträffande bevarandet av de fågelarter som avses i artikel 1 (artikel 13). Fågeldirektivet är styrande för tillsynsansvariga myndigheters ärendehantering, ställningstaganden och beslutsfattande.</w:t>
       </w:r>
     </w:p>
     <w:p>
@@ -315,6 +329,106 @@
       </w:r>
       <w:r>
         <w:t xml:space="preserve"> och omfattas av EU:s art- och habitatdirektiv bilaga 2 vilket innebär att det finns ett uttalat intresse inom Europeiska unionen att bevara arten. Grön sköldmossa kräver skog som har ett speciellt mikroklimat med hög och jämn luftfuktighet i kombination med rik tillgång på död ved (Nitare &amp; Skogsstyrelsen, 2019; SLU Artdatabanken, 2025). I praktiken handlar det om åtminstone 50 meter med skyddande skog för att undvika uttorkning av marken (Hallingbäck, personligt meddelande 2022-02-24). Grön sköldmossa är en ansvarsart för Sverige då en särskilt stor andel av Europas population finns i landet. Mark- och miljööverdomstolen (MÖD) har i mål nr M 2019-20 (18 februari 2019) slagit fast att grön sköldmossa (§8) är dispenspliktig och att exemplar av arten inte får skadas utan dispens (MÖD, mål nr M 2019-20).</w:t>
+      </w:r>
+    </w:p>
+    <w:p>
+      <w:r>
+        <w:rPr>
+          <w:b/>
+        </w:rPr>
+        <w:t>Mindre flugsnappare (§4)</w:t>
+      </w:r>
+      <w:r>
+        <w:t xml:space="preserve"> är typisk art för </w:t>
+      </w:r>
+      <w:r>
+        <w:rPr>
+          <w:i/>
+        </w:rPr>
+        <w:t>9080 Lövsumpskog</w:t>
+      </w:r>
+      <w:r>
+        <w:t xml:space="preserve"> och omfattas av bilaga 1 EU:s fågeldirektiv. Den häckar i tät, ogallrad och flerskiktad blandskog med hög bonitet och krontäckning. Häckningsplatserna har ofta höga naturvärden knutna till relativt orörda skogar med mycket död ved, rik kryptogamflora och känsligt fältskikt (SLU Artdatabanken, 2024; Skogsstyrelsen, 2016). Arten kräver förstärkt hänsyn och missgynnas av omdaning av naturskog till produktionsskog, särskilt gallring och avverkning av flerskiktade skogsmiljöer med hög andel döda och döende träd på fuktig eller blöt mark skadar livsmiljöerna. Följande åtgärder rekommenderas i Skogsstyrelsens vägledning för hänsyn till mindre flugsnappare (Skogsstyrelsen, 2016).</w:t>
+      </w:r>
+    </w:p>
+    <w:p>
+      <w:pPr>
+        <w:pStyle w:val="ListBullet"/>
+      </w:pPr>
+      <w:r>
+        <w:t>Lämna breda kantzoner (50–100 meter) mot bäckar, sumpskogar, sjöar och myrar.</w:t>
+      </w:r>
+    </w:p>
+    <w:p>
+      <w:pPr>
+        <w:pStyle w:val="ListBullet"/>
+      </w:pPr>
+      <w:r>
+        <w:t>Återställ dikade sumpskogar genom att dämma eller täppta igen diken.</w:t>
+      </w:r>
+    </w:p>
+    <w:p>
+      <w:pPr>
+        <w:pStyle w:val="ListBullet"/>
+      </w:pPr>
+      <w:r>
+        <w:t>Undvik all form av avverkning, inklusive gallring, i sumpskogsmiljöer och spara dem som hänsynsytor.</w:t>
+      </w:r>
+    </w:p>
+    <w:p>
+      <w:pPr>
+        <w:pStyle w:val="ListBullet"/>
+      </w:pPr>
+      <w:r>
+        <w:t>Inom 100 meter från revir av mindre flugsnappare bör det bara ske ett försiktigt virkesuttag.</w:t>
+      </w:r>
+    </w:p>
+    <w:p>
+      <w:pPr>
+        <w:pStyle w:val="ListBullet"/>
+      </w:pPr>
+      <w:r>
+        <w:t>Undvik all form av avverkning i gamla bokskogar av naturskogskaraktär och spara dem som hänsynsytor.</w:t>
+      </w:r>
+    </w:p>
+    <w:p>
+      <w:r>
+        <w:rPr>
+          <w:b/>
+        </w:rPr>
+        <w:t>Spillkråka (§4)</w:t>
+      </w:r>
+      <w:r>
+        <w:t xml:space="preserve"> omfattas av bilaga 1 i EU:s fågeldirektiv och är typisk art för </w:t>
+      </w:r>
+      <w:r>
+        <w:rPr>
+          <w:i/>
+        </w:rPr>
+        <w:t xml:space="preserve">9010 Taiga </w:t>
+      </w:r>
+      <w:r>
+        <w:t>och</w:t>
+      </w:r>
+      <w:r>
+        <w:rPr>
+          <w:i/>
+        </w:rPr>
+        <w:t xml:space="preserve"> 9740 Skogsbevuxen myr</w:t>
+      </w:r>
+      <w:r>
+        <w:t>. Den behöver grova träd, främst tall, asp och bok som boträd. Skogsbruk med korta omloppstider och täta, homogena ungskogar utgör det största hotet. Spillkråka är en nyckelart i skogliga miljöer vars övergivna bohål utnyttjas av flera andra hålhäckande fågelarter och fladdermöss, däribland pärluggla (EN, §4), knipa (§4), salskrake (§4) och skogsduva (§4). Hökuggla (VU, §4) och slaguggla (§4) häckar ofta i högstubbar som brutits av i höjd med ett gammalt spillkråkebo (SLU Artdatabanken, 2026; Skogsstyrelsen, 2016).</w:t>
+      </w:r>
+    </w:p>
+    <w:p>
+      <w:r>
+        <w:rPr>
+          <w:b/>
+        </w:rPr>
+        <w:t>Tornseglare (VU, §4)</w:t>
+      </w:r>
+      <w:r>
+        <w:t xml:space="preserve"> har minskat med 40 (30–50) % under de senaste 24 åren och minskningstakten överstiger gränsvärdet för sårbar (VU). Tornseglaren är en typisk hålhäckare som numera huvudsakligen är knuten till mänsklig bebyggelse. En mindre andel av beståndet häckar i mer ursprungliga miljöer, i första hand i gamla hackspetthål (främst spillkråkehål) och andra typer av håligheter i träd, men även i klippskrevor. I de inre delarna av de två nordligaste länen (Lappland) häckar den huvudsakligen i ren skogsmiljö, framförallt i gammal gles tallskog. För de tornseglare som häckar i träd i Norrlands inland har situationen sannolikt försämrats till följd av minskad mängd hålträd och av stora arealer tät produktionsskog. När arten förekommer i sluten skog handlar det ofta om skyddsvärda skogsmiljöer med äldre tallskog av naturskogskaraktär (SLU Artdatabanken, 2026; Skogsstyrelsen, 2016).</w:t>
       </w:r>
     </w:p>
     <w:p>
@@ -374,6 +488,22 @@
       <w:r>
         <w:t>I den avverkningsanmälda skogen har fridlysta arter sina livsmiljöer och växtplatser. Att skada de fridlysta arternas livsmiljöer, växtplatser eller ekologiska funktion är inte tillåtet enligt artskyddsförordningen.</w:t>
       </w:r>
+      <w:r>
+        <w:rPr>
+          <w:i/>
+        </w:rPr>
+        <w:t xml:space="preserve"> EU:s medlemsländer och skogsbolag är skyldiga att agera i enlighet med EU:s fågeldirektiv där det uttryckligen står att direktivet gäller för fåglar samt för deras ägg, bon och </w:t>
+      </w:r>
+      <w:r>
+        <w:rPr>
+          <w:b/>
+          <w:i/>
+        </w:rPr>
+        <w:t xml:space="preserve">livsmiljöer </w:t>
+      </w:r>
+      <w:r>
+        <w:t>(artikel 1). Vidare att de åtgärder som vidtas inte får leda till en försämring av den nuvarande situationen beträffande bevarandet av de fågelarter som avses i artikel 1 (artikel 13).</w:t>
+      </w:r>
     </w:p>
     <w:p>
       <w:r>
@@ -412,7 +542,7 @@
         <w:rPr>
           <w:i/>
         </w:rPr>
-        <w:t>I det avverkningsanmälda skogsområdet har 2 naturvårdsarter varav 0 rödlistade arter sina livsmiljöer och växtplatser.</w:t>
+        <w:t>I det avverkningsanmälda skogsområdet har 9 naturvårdsarter varav 4 rödlistade arter sina livsmiljöer och växtplatser.</w:t>
       </w:r>
     </w:p>
     <w:p>
@@ -799,6 +929,186 @@
       </w:r>
       <w:r>
         <w:t>SLU Artdatabanken, Uppsala</w:t>
+      </w:r>
+    </w:p>
+    <w:p>
+      <w:pPr>
+        <w:pStyle w:val="Heading1"/>
+      </w:pPr>
+      <w:r>
+        <w:t>Mindre flugsnappare – ekologi samt krav på livsmiljön</w:t>
+      </w:r>
+    </w:p>
+    <w:p>
+      <w:r>
+        <w:t xml:space="preserve">Mindre flugsnappare (§4), som omfattas av bilaga 1 EU:s fågeldirektiv och är typisk art för </w:t>
+      </w:r>
+      <w:r>
+        <w:rPr>
+          <w:i/>
+        </w:rPr>
+        <w:t>9080 Lövsumpskog</w:t>
+      </w:r>
+      <w:r>
+        <w:t>, förekommer spritt men sällsynt i större delen av landet men är vanligast i södra Sverige och utmed Norrlandskusten. Den häckar i tät, ogallrad och flerskiktad blandskog med hög bonitet och krontäckning. Reviren är ofta belägna nära stränder, kärr eller bäckar där marken är fuktig eller vattendränkt och i många fall finns det rikligt med död ved i form av högstubbar. Trädslagsfördelningen har mindre betydelse än skogens struktur, och häckningar sker såväl i ädellövskog (i södra Sverige ofta i bokskog) som i nästan ren granskog (SLU Artdatabanken, 2024; Skogsstyrelsen, 2016).</w:t>
+      </w:r>
+    </w:p>
+    <w:p>
+      <w:r>
+        <w:t>Reviret är litet, omkring 1 hektar, och arten kan därför häcka även i små områden med lämplig miljö, till exempel bokbackar insprängda i annan skog. Däremot bör detta reviret ansluta till större områden med sammanhängande skog, eftersom arten undviker bryn mot öppen mark. Boet placeras oftast i döda träd, i håligheter och bakom barkflagor eller liknande (Skogsstyrelsen, 2016).</w:t>
+      </w:r>
+    </w:p>
+    <w:p>
+      <w:r>
+        <w:t>Häckningsplatser för mindre flugsnappare har ofta höga naturvärden knutna till relativt orörda skogar med mycket död ved, rik kryptogamflora och känsligt fältskikt. Mindre flugsnappare kräver förstärkt hänsyn och missgynnas av omdaning av naturskog till produktionsskog, särskilt gallring och avverkning av flerskiktade skogsmiljöer med hög andel döda och döende träd på fuktig eller blöt mark. I södra Sverige missgynnas arten av underröjning och gallring av flerskiktad bokskog. Följande åtgärder rekommenderas i Skogsstyrelsens vägledning för hänsyn till mindre flugsnappare (Skogsstyrelsen, 2016).</w:t>
+      </w:r>
+    </w:p>
+    <w:p>
+      <w:pPr>
+        <w:pStyle w:val="ListBullet"/>
+      </w:pPr>
+      <w:r>
+        <w:t>Lämna breda kantzoner (50–100 meter) mot bäckar, sumpskogar, sjöar och myrar.</w:t>
+      </w:r>
+    </w:p>
+    <w:p>
+      <w:pPr>
+        <w:pStyle w:val="ListBullet"/>
+      </w:pPr>
+      <w:r>
+        <w:t>Återställ dikade sumpskogar genom att dämma eller täppta igen diken.</w:t>
+      </w:r>
+    </w:p>
+    <w:p>
+      <w:pPr>
+        <w:pStyle w:val="ListBullet"/>
+      </w:pPr>
+      <w:r>
+        <w:t>Undvik all form av avverkning, inklusive gallring, i sumpskogsmiljöer och spara dem som hänsynsytor.</w:t>
+      </w:r>
+    </w:p>
+    <w:p>
+      <w:pPr>
+        <w:pStyle w:val="ListBullet"/>
+      </w:pPr>
+      <w:r>
+        <w:t>Inom 100 meter från revir av mindre flugsnappare bör det bara ske ett försiktigt virkesuttag.</w:t>
+      </w:r>
+    </w:p>
+    <w:p>
+      <w:pPr>
+        <w:pStyle w:val="ListBullet"/>
+      </w:pPr>
+      <w:r>
+        <w:t>Undvik all form av avverkning i gamla bokskogar av naturskogskaraktär och spara dem som hänsynsytor.</w:t>
+      </w:r>
+    </w:p>
+    <w:p>
+      <w:pPr>
+        <w:pStyle w:val="Heading2"/>
+      </w:pPr>
+      <w:r>
+        <w:t>Referenser – mindre flugsnappare</w:t>
+      </w:r>
+    </w:p>
+    <w:p>
+      <w:r>
+        <w:t xml:space="preserve">Skogsstyrelsen, 2016. </w:t>
+      </w:r>
+      <w:r>
+        <w:rPr>
+          <w:i/>
+        </w:rPr>
+        <w:t xml:space="preserve">Vägledning för hänsyn till mindre flugsnappare. </w:t>
+      </w:r>
+      <w:r>
+        <w:t>Vägledningar och kunskapsstöd artskydd - Skogsstyrelsen</w:t>
+      </w:r>
+    </w:p>
+    <w:p>
+      <w:r>
+        <w:t>SLU Artdatabanken, 2024.</w:t>
+      </w:r>
+      <w:r>
+        <w:rPr>
+          <w:i/>
+        </w:rPr>
+        <w:t xml:space="preserve"> Artfakta: mindre flugsnappare (Ficedula parva). </w:t>
+      </w:r>
+      <w:r>
+        <w:t>https://artfakta.se/taxa/100058</w:t>
+      </w:r>
+    </w:p>
+    <w:p>
+      <w:pPr>
+        <w:pStyle w:val="Heading1"/>
+      </w:pPr>
+      <w:r>
+        <w:t>Spillkråka – ekologi samt krav på livsmiljön</w:t>
+      </w:r>
+    </w:p>
+    <w:p>
+      <w:r>
+        <w:t xml:space="preserve">Spillkråka (§4) ingår i bilaga 1 EU:s fågeldirektiv och är typisk art för </w:t>
+      </w:r>
+      <w:r>
+        <w:rPr>
+          <w:i/>
+        </w:rPr>
+        <w:t xml:space="preserve">9010 Taiga </w:t>
+      </w:r>
+      <w:r>
+        <w:t>och</w:t>
+      </w:r>
+      <w:r>
+        <w:rPr>
+          <w:i/>
+        </w:rPr>
+        <w:t xml:space="preserve"> 9740 Skogsbevuxen myr</w:t>
+      </w:r>
+      <w:r>
+        <w:t>. Den lever i både barr- och blandskog liksom i ren lövskog. De tätaste populationerna tenderar att finnas i äldre, variationsrik blandskog med gott om död ved och gamla träd. Varje par utnyttjar 400–1000 hektar skog beroende på skogens kvalitet. Skogsbruk med korta omloppstider och täta, homogena ungskogar utgör det största hotet (SLU Artdatabanken, 2026).</w:t>
+      </w:r>
+    </w:p>
+    <w:p>
+      <w:r>
+        <w:t>Spillkråka är en nyckelart i skogliga miljöer vars övergivna bohål utnyttjas av flera andra hålhäckande fågelarter och fladdermöss, däribland pärluggla (EN, §4), knipa (§4), salskrake (§4) och skogsduva (§4). Hökuggla (VU, §4) och slaguggla (§4) häckar ofta i högstubbar som brutits av i höjd med ett gammalt spillkråkebo (Skogsstyrelsen, 2016).</w:t>
+      </w:r>
+    </w:p>
+    <w:p>
+      <w:pPr>
+        <w:pStyle w:val="Heading2"/>
+      </w:pPr>
+      <w:r>
+        <w:t>Referenser – spillkråka</w:t>
+      </w:r>
+    </w:p>
+    <w:p>
+      <w:r>
+        <w:t xml:space="preserve">Skogsstyrelsen, 2016. </w:t>
+      </w:r>
+      <w:r>
+        <w:rPr>
+          <w:i/>
+        </w:rPr>
+        <w:t xml:space="preserve">Vägledning för hänsyn till spillkråka. </w:t>
+      </w:r>
+      <w:r>
+        <w:t>Vägledningar och kunskapsstöd artskydd – Skogsstyrelsen.</w:t>
+      </w:r>
+    </w:p>
+    <w:p>
+      <w:r>
+        <w:t xml:space="preserve">SLU Artdatabanken, 2026. </w:t>
+      </w:r>
+      <w:r>
+        <w:rPr>
+          <w:i/>
+        </w:rPr>
+        <w:t xml:space="preserve">Artfaktablad. Naturvård – artfakta. </w:t>
+      </w:r>
+      <w:r>
+        <w:t>SLU Artdatabanken, Uppsala.</w:t>
       </w:r>
     </w:p>
     <w:sectPr>
@@ -929,7 +1239,7 @@
     <w:r>
       <w:tab/>
       <w:tab/>
-      <w:t>2026-06-01</w:t>
+      <w:t>2026-06-02</w:t>
       <w:br/>
       <w:br/>
     </w:r>

--- a/klagomål/A 19645-2026 FSC-klagomål.docx
+++ b/klagomål/A 19645-2026 FSC-klagomål.docx
@@ -191,7 +191,7 @@
     </w:p>
     <w:p>
       <w:r>
-        <w:t>I avverkningsanmälan har följande 9 naturvårdsarter hittats: tornseglare (EN, §4), hussvala (VU, §4), smålom (NT, §4), spillkråka (NT, §4), grön sköldmossa (S, §8), trådticka (S), enkelbeckasin (§4), mindre flugsnappare (§4) och trana (§4). Av dessa är 4 rödlistade. För rödlistade arter har rödlistekategorin angivits inom parentes. Arter som är signalarter enligt Skogsstyrelsen har markerats med (S). För fridlysta arter anges även paragrafen i Artskyddsförordningen som arten är fridlyst enligt.</w:t>
+        <w:t>I avverkningsanmälan har följande 13 naturvårdsarter hittats: tornseglare (EN, §4), hussvala (VU, §4), grönsångare (NT, §4), smålom (NT, §4), spillkråka (NT, §4), svartvit flugsnappare (NT, §4), grön sköldmossa (S, §8), trådticka (S), enkelbeckasin (§4), grönsiska (§4), kungsfågel (§4), mindre flugsnappare (§4) och trana (§4). Av dessa är 6 rödlistade. För rödlistade arter har rödlistekategorin angivits inom parentes. Arter som är signalarter enligt Skogsstyrelsen har markerats med (S). För fridlysta arter anges även paragrafen i Artskyddsförordningen som arten är fridlyst enligt.</w:t>
       </w:r>
     </w:p>
     <w:p>
@@ -206,7 +206,7 @@
       <w:r>
         <w:drawing>
           <wp:inline xmlns:a="http://schemas.openxmlformats.org/drawingml/2006/main" xmlns:pic="http://schemas.openxmlformats.org/drawingml/2006/picture">
-            <wp:extent cx="5486400" cy="5214361"/>
+            <wp:extent cx="5486400" cy="5058170"/>
             <wp:docPr id="1" name="Picture 1"/>
             <wp:cNvGraphicFramePr>
               <a:graphicFrameLocks noChangeAspect="1"/>
@@ -227,7 +227,7 @@
                   <pic:spPr>
                     <a:xfrm>
                       <a:off x="0" y="0"/>
-                      <a:ext cx="5486400" cy="5214361"/>
+                      <a:ext cx="5486400" cy="5058170"/>
                     </a:xfrm>
                     <a:prstGeom prst="rect"/>
                   </pic:spPr>
@@ -285,7 +285,7 @@
     </w:p>
     <w:p>
       <w:r>
-        <w:t>Följande fridlysta arter har sina livsmiljöer och växtplatser i den avverkningsanmälda skogen: tornseglare (EN, §4), hussvala (VU, §4), smålom (NT, §4), spillkråka (NT, §4), grön sköldmossa (S, §8), enkelbeckasin (§4), mindre flugsnappare (§4) och trana (§4).</w:t>
+        <w:t>Följande fridlysta arter har sina livsmiljöer och växtplatser i den avverkningsanmälda skogen: tornseglare (EN, §4), hussvala (VU, §4), grönsångare (NT, §4), smålom (NT, §4), spillkråka (NT, §4), svartvit flugsnappare (NT, §4), grön sköldmossa (S, §8), enkelbeckasin (§4), grönsiska (§4), kungsfågel (§4), mindre flugsnappare (§4) och trana (§4).</w:t>
       </w:r>
     </w:p>
     <w:p>
@@ -329,6 +329,17 @@
       </w:r>
       <w:r>
         <w:t xml:space="preserve"> och omfattas av EU:s art- och habitatdirektiv bilaga 2 vilket innebär att det finns ett uttalat intresse inom Europeiska unionen att bevara arten. Grön sköldmossa kräver skog som har ett speciellt mikroklimat med hög och jämn luftfuktighet i kombination med rik tillgång på död ved (Nitare &amp; Skogsstyrelsen, 2019; SLU Artdatabanken, 2025). I praktiken handlar det om åtminstone 50 meter med skyddande skog för att undvika uttorkning av marken (Hallingbäck, personligt meddelande 2022-02-24). Grön sköldmossa är en ansvarsart för Sverige då en särskilt stor andel av Europas population finns i landet. Mark- och miljööverdomstolen (MÖD) har i mål nr M 2019-20 (18 februari 2019) slagit fast att grön sköldmossa (§8) är dispenspliktig och att exemplar av arten inte får skadas utan dispens (MÖD, mål nr M 2019-20).</w:t>
+      </w:r>
+    </w:p>
+    <w:p>
+      <w:r>
+        <w:rPr>
+          <w:b/>
+        </w:rPr>
+        <w:t>Grönsångare (NT, §4)</w:t>
+      </w:r>
+      <w:r>
+        <w:t xml:space="preserve"> är rödlistad som nära hotad (NT) och fridlyst enligt 4§ artskyddsförordningen. Den har minskat med 17 (6–24) % under de senaste 10 åren och minskningstakten för den svenska populationen bedöms vara nära gränsvärdet för Sårbar (VU). (A2b). Arten häckar i högstammig skog, främst lövskog men även i granskog, i regel utan kraftigare undervegetation. Den förekommer i södra och mellersta Sverige samt i Norrlands kustland norrut till Norrbotten. Förekommer dessutom sällsynt i Norrlands inland (SLU Artdatabanken, 2024). Orsaken till grönsångarens nedgång och är oklar varvid det är viktigt att försiktighetsprincipen enligt 2 kap. 3 § miljöbalken tillämpas för att bevara artens livsmiljöer och vända den negativa trenden.</w:t>
       </w:r>
     </w:p>
     <w:p>
@@ -542,7 +553,7 @@
         <w:rPr>
           <w:i/>
         </w:rPr>
-        <w:t>I det avverkningsanmälda skogsområdet har 9 naturvårdsarter varav 4 rödlistade arter sina livsmiljöer och växtplatser.</w:t>
+        <w:t>I det avverkningsanmälda skogsområdet har 13 naturvårdsarter varav 6 rödlistade arter sina livsmiljöer och växtplatser.</w:t>
       </w:r>
     </w:p>
     <w:p>
@@ -1239,7 +1250,7 @@
     <w:r>
       <w:tab/>
       <w:tab/>
-      <w:t>2026-06-02</w:t>
+      <w:t>2026-06-03</w:t>
       <w:br/>
       <w:br/>
     </w:r>

--- a/klagomål/A 19645-2026 FSC-klagomål.docx
+++ b/klagomål/A 19645-2026 FSC-klagomål.docx
@@ -1250,7 +1250,7 @@
     <w:r>
       <w:tab/>
       <w:tab/>
-      <w:t>2026-06-03</w:t>
+      <w:t>2026-06-04</w:t>
       <w:br/>
       <w:br/>
     </w:r>

--- a/klagomål/A 19645-2026 FSC-klagomål.docx
+++ b/klagomål/A 19645-2026 FSC-klagomål.docx
@@ -1250,7 +1250,7 @@
     <w:r>
       <w:tab/>
       <w:tab/>
-      <w:t>2026-06-04</w:t>
+      <w:t>2026-06-05</w:t>
       <w:br/>
       <w:br/>
     </w:r>

--- a/klagomål/A 19645-2026 FSC-klagomål.docx
+++ b/klagomål/A 19645-2026 FSC-klagomål.docx
@@ -1250,7 +1250,7 @@
     <w:r>
       <w:tab/>
       <w:tab/>
-      <w:t>2026-06-05</w:t>
+      <w:t>2026-06-06</w:t>
       <w:br/>
       <w:br/>
     </w:r>

--- a/klagomål/A 19645-2026 FSC-klagomål.docx
+++ b/klagomål/A 19645-2026 FSC-klagomål.docx
@@ -1250,7 +1250,7 @@
     <w:r>
       <w:tab/>
       <w:tab/>
-      <w:t>2026-06-06</w:t>
+      <w:t>2026-06-07</w:t>
       <w:br/>
       <w:br/>
     </w:r>

--- a/klagomål/A 19645-2026 FSC-klagomål.docx
+++ b/klagomål/A 19645-2026 FSC-klagomål.docx
@@ -1250,7 +1250,7 @@
     <w:r>
       <w:tab/>
       <w:tab/>
-      <w:t>2026-06-07</w:t>
+      <w:t>2026-06-08</w:t>
       <w:br/>
       <w:br/>
     </w:r>

--- a/klagomål/A 19645-2026 FSC-klagomål.docx
+++ b/klagomål/A 19645-2026 FSC-klagomål.docx
@@ -1250,7 +1250,7 @@
     <w:r>
       <w:tab/>
       <w:tab/>
-      <w:t>2026-06-08</w:t>
+      <w:t>2026-06-09</w:t>
       <w:br/>
       <w:br/>
     </w:r>

--- a/klagomål/A 19645-2026 FSC-klagomål.docx
+++ b/klagomål/A 19645-2026 FSC-klagomål.docx
@@ -1250,7 +1250,7 @@
     <w:r>
       <w:tab/>
       <w:tab/>
-      <w:t>2026-06-09</w:t>
+      <w:t>2026-06-10</w:t>
       <w:br/>
       <w:br/>
     </w:r>

--- a/klagomål/A 19645-2026 FSC-klagomål.docx
+++ b/klagomål/A 19645-2026 FSC-klagomål.docx
@@ -1250,7 +1250,7 @@
     <w:r>
       <w:tab/>
       <w:tab/>
-      <w:t>2026-06-10</w:t>
+      <w:t>2026-06-11</w:t>
       <w:br/>
       <w:br/>
     </w:r>

--- a/klagomål/A 19645-2026 FSC-klagomål.docx
+++ b/klagomål/A 19645-2026 FSC-klagomål.docx
@@ -1250,7 +1250,7 @@
     <w:r>
       <w:tab/>
       <w:tab/>
-      <w:t>2026-06-11</w:t>
+      <w:t>2026-06-12</w:t>
       <w:br/>
       <w:br/>
     </w:r>

--- a/klagomål/A 19645-2026 FSC-klagomål.docx
+++ b/klagomål/A 19645-2026 FSC-klagomål.docx
@@ -1250,7 +1250,7 @@
     <w:r>
       <w:tab/>
       <w:tab/>
-      <w:t>2026-06-12</w:t>
+      <w:t>2026-06-13</w:t>
       <w:br/>
       <w:br/>
     </w:r>

--- a/klagomål/A 19645-2026 FSC-klagomål.docx
+++ b/klagomål/A 19645-2026 FSC-klagomål.docx
@@ -1250,7 +1250,7 @@
     <w:r>
       <w:tab/>
       <w:tab/>
-      <w:t>2026-06-13</w:t>
+      <w:t>2026-06-14</w:t>
       <w:br/>
       <w:br/>
     </w:r>

--- a/klagomål/A 19645-2026 FSC-klagomål.docx
+++ b/klagomål/A 19645-2026 FSC-klagomål.docx
@@ -1250,7 +1250,7 @@
     <w:r>
       <w:tab/>
       <w:tab/>
-      <w:t>2026-06-15</w:t>
+      <w:t>2026-06-16</w:t>
       <w:br/>
       <w:br/>
     </w:r>

--- a/klagomål/A 19645-2026 FSC-klagomål.docx
+++ b/klagomål/A 19645-2026 FSC-klagomål.docx
@@ -1250,7 +1250,7 @@
     <w:r>
       <w:tab/>
       <w:tab/>
-      <w:t>2026-06-16</w:t>
+      <w:t>2026-06-17</w:t>
       <w:br/>
       <w:br/>
     </w:r>

--- a/klagomål/A 19645-2026 FSC-klagomål.docx
+++ b/klagomål/A 19645-2026 FSC-klagomål.docx
@@ -1,6 +1,6 @@
 
 <file path=word/document.xml><?xml version="1.0" encoding="utf-8"?>
-<w:document xmlns:wpc="http://schemas.microsoft.com/office/word/2010/wordprocessingCanvas" xmlns:cx="http://schemas.microsoft.com/office/drawing/2014/chartex" xmlns:cx1="http://schemas.microsoft.com/office/drawing/2015/9/8/chartex" xmlns:cx2="http://schemas.microsoft.com/office/drawing/2015/10/21/chartex" xmlns:cx3="http://schemas.microsoft.com/office/drawing/2016/5/9/chartex" xmlns:cx4="http://schemas.microsoft.com/office/drawing/2016/5/10/chartex" xmlns:cx5="http://schemas.microsoft.com/office/drawing/2016/5/11/chartex" xmlns:cx6="http://schemas.microsoft.com/office/drawing/2016/5/12/chartex" xmlns:cx7="http://schemas.microsoft.com/office/drawing/2016/5/13/chartex" xmlns:cx8="http://schemas.microsoft.com/office/drawing/2016/5/14/chartex" xmlns:mc="http://schemas.openxmlformats.org/markup-compatibility/2006" xmlns:aink="http://schemas.microsoft.com/office/drawing/2016/ink" xmlns:am3d="http://schemas.microsoft.com/office/drawing/2017/model3d" xmlns:o="urn:schemas-microsoft-com:office:office" xmlns:oel="http://schemas.microsoft.com/office/2019/extlst" xmlns:r="http://schemas.openxmlformats.org/officeDocument/2006/relationships" xmlns:m="http://schemas.openxmlformats.org/officeDocument/2006/math" xmlns:v="urn:schemas-microsoft-com:vml" xmlns:wp14="http://schemas.microsoft.com/office/word/2010/wordprocessingDrawing" xmlns:wp="http://schemas.openxmlformats.org/drawingml/2006/wordprocessingDrawing" xmlns:w10="urn:schemas-microsoft-com:office:word" xmlns:w="http://schemas.openxmlformats.org/wordprocessingml/2006/main" xmlns:w14="http://schemas.microsoft.com/office/word/2010/wordml" xmlns:w15="http://schemas.microsoft.com/office/word/2012/wordml" xmlns:w16cex="http://schemas.microsoft.com/office/word/2018/wordml/cex" xmlns:w16cid="http://schemas.microsoft.com/office/word/2016/wordml/cid" xmlns:w16="http://schemas.microsoft.com/office/word/2018/wordml" xmlns:w16sdtdh="http://schemas.microsoft.com/office/word/2020/wordml/sdtdatahash" xmlns:w16se="http://schemas.microsoft.com/office/word/2015/wordml/symex" xmlns:wpg="http://schemas.microsoft.com/office/word/2010/wordprocessingGroup" xmlns:wpi="http://schemas.microsoft.com/office/word/2010/wordprocessingInk" xmlns:wne="http://schemas.microsoft.com/office/word/2006/wordml" xmlns:wps="http://schemas.microsoft.com/office/word/2010/wordprocessingShape" mc:Ignorable="w14 w15 w16se w16cid w16 w16cex w16sdtdh wp14">
+<w:document xmlns:wpc="http://schemas.microsoft.com/office/word/2010/wordprocessingCanvas" xmlns:cx="http://schemas.microsoft.com/office/drawing/2014/chartex" xmlns:cx1="http://schemas.microsoft.com/office/drawing/2015/9/8/chartex" xmlns:cx2="http://schemas.microsoft.com/office/drawing/2015/10/21/chartex" xmlns:cx3="http://schemas.microsoft.com/office/drawing/2016/5/9/chartex" xmlns:cx4="http://schemas.microsoft.com/office/drawing/2016/5/10/chartex" xmlns:cx5="http://schemas.microsoft.com/office/drawing/2016/5/11/chartex" xmlns:cx6="http://schemas.microsoft.com/office/drawing/2016/5/12/chartex" xmlns:cx7="http://schemas.microsoft.com/office/drawing/2016/5/13/chartex" xmlns:cx8="http://schemas.microsoft.com/office/drawing/2016/5/14/chartex" xmlns:mc="http://schemas.openxmlformats.org/markup-compatibility/2006" xmlns:aink="http://schemas.microsoft.com/office/drawing/2016/ink" xmlns:am3d="http://schemas.microsoft.com/office/drawing/2017/model3d" xmlns:o="urn:schemas-microsoft-com:office:office" xmlns:oel="http://schemas.microsoft.com/office/2019/extlst" xmlns:r="http://schemas.openxmlformats.org/officeDocument/2006/relationships" xmlns:m="http://schemas.openxmlformats.org/officeDocument/2006/math" xmlns:v="urn:schemas-microsoft-com:vml" xmlns:wp14="http://schemas.microsoft.com/office/word/2010/wordprocessingDrawing" xmlns:wp="http://schemas.openxmlformats.org/drawingml/2006/wordprocessingDrawing" xmlns:w10="urn:schemas-microsoft-com:office:word" xmlns:w="http://schemas.openxmlformats.org/wordprocessingml/2006/main" xmlns:w14="http://schemas.microsoft.com/office/word/2010/wordml" xmlns:w15="http://schemas.microsoft.com/office/word/2012/wordml" xmlns:w16cex="http://schemas.microsoft.com/office/word/2018/wordml/cex" xmlns:w16cid="http://schemas.microsoft.com/office/word/2016/wordml/cid" xmlns:w16="http://schemas.microsoft.com/office/word/2018/wordml" xmlns:w16du="http://schemas.microsoft.com/office/word/2023/wordml/word16du" xmlns:w16sdtdh="http://schemas.microsoft.com/office/word/2020/wordml/sdtdatahash" xmlns:w16sdtfl="http://schemas.microsoft.com/office/word/2024/wordml/sdtformatlock" xmlns:w16se="http://schemas.microsoft.com/office/word/2015/wordml/symex" xmlns:wpg="http://schemas.microsoft.com/office/word/2010/wordprocessingGroup" xmlns:wpi="http://schemas.microsoft.com/office/word/2010/wordprocessingInk" xmlns:wne="http://schemas.microsoft.com/office/word/2006/wordml" xmlns:wps="http://schemas.microsoft.com/office/word/2010/wordprocessingShape" mc:Ignorable="w14 w15 w16se w16cid w16 w16cex w16sdtdh w16sdtfl w16du wp14">
   <w:body>
     <w:p>
       <w:r>
@@ -168,7 +168,7 @@
     </w:p>
     <w:p>
       <w:r>
-        <w:t>Detta dokument behandlar höga naturvärden i avverkningsanmälan A 19645-2026 i Ljusnarsbergs kommun. Denna avverkningsanmälan inkom 2026-04-21 00:00:00 och omfattar 20,2 ha.</w:t>
+        <w:t>Detta dokument behandlar höga naturvärden i avverkningsanmälan A 19645-2026 i Ljusnarsbergs kommun som inkom 2026-04-21 och omfattar 20,2 ha.</w:t>
       </w:r>
     </w:p>
     <w:p>
@@ -191,12 +191,15 @@
     </w:p>
     <w:p>
       <w:r>
-        <w:t>I avverkningsanmälan har följande 13 naturvårdsarter hittats: tornseglare (EN, §4), hussvala (VU, §4), grönsångare (NT, §4), smålom (NT, §4), spillkråka (NT, §4), svartvit flugsnappare (NT, §4), grön sköldmossa (S, §8), trådticka (S), enkelbeckasin (§4), grönsiska (§4), kungsfågel (§4), mindre flugsnappare (§4) och trana (§4). Av dessa är 6 rödlistade. För rödlistade arter har rödlistekategorin angivits inom parentes. Arter som är signalarter enligt Skogsstyrelsen har markerats med (S). För fridlysta arter anges även paragrafen i Artskyddsförordningen som arten är fridlyst enligt.</w:t>
+        <w:t>I avverkningsanmälan har följande 14 naturvårdsarter hittats: hussvala (VU, §4), tornseglare (VU, §4), enkelbeckasin (NT, §4), grönsångare (NT, §4), grön sköldmossa (S, T, §8), trådticka (S, T), mindre flugsnappare (T, §4), spillkråka (T, §4), tofsmes (T, §4), grönsiska (§4), kungsfågel (§4), smålom (§4), svartvit flugsnappare (§4) och trana (§4). Av dessa är 4 rödlistade. För rödlistade arter har rödlistekategorin angivits inom parentes. Arter som är signalarter enligt Skogsstyrelsen har markerats med (S). Typiska arter inom Natura 2000 som är kopplade till skogsekosystem har markerats med (T). För fridlysta arter anges även paragrafen i Artskyddsförordningen som arten är fridlyst enligt.</w:t>
       </w:r>
     </w:p>
     <w:p>
       <w:r>
-        <w:t>De påträffade naturvårdsarterna är ett tydligt kvitto på att detta rör sig om en skog med höga naturvärden. I Figur 1 visas en karta över det avverkningsanmälda området, där samtliga fyndplatser för naturvårdsarter som finns registrerade på Artportalen har markerats.</w:t>
+        <w:t>De påträffade naturvårdsarterna är ett tydligt kvitto på att det rör sig om en skog med höga naturvärden.</w:t>
+      </w:r>
+      <w:r>
+        <w:t xml:space="preserve"> I Figur 1 visas fyndplatser för naturvårdsarter i området, som finns registrerade på Artportalen.</w:t>
       </w:r>
     </w:p>
     <w:p>
@@ -206,7 +209,7 @@
       <w:r>
         <w:drawing>
           <wp:inline xmlns:a="http://schemas.openxmlformats.org/drawingml/2006/main" xmlns:pic="http://schemas.openxmlformats.org/drawingml/2006/picture">
-            <wp:extent cx="5486400" cy="5058170"/>
+            <wp:extent cx="5486400" cy="5025314"/>
             <wp:docPr id="1" name="Picture 1"/>
             <wp:cNvGraphicFramePr>
               <a:graphicFrameLocks noChangeAspect="1"/>
@@ -227,7 +230,7 @@
                   <pic:spPr>
                     <a:xfrm>
                       <a:off x="0" y="0"/>
-                      <a:ext cx="5486400" cy="5058170"/>
+                      <a:ext cx="5486400" cy="5025314"/>
                     </a:xfrm>
                     <a:prstGeom prst="rect"/>
                   </pic:spPr>
@@ -241,9 +244,210 @@
     <w:p>
       <w:pPr>
         <w:pStyle w:val="Caption"/>
-      </w:pPr>
-      <w:r>
-        <w:t>Figur 1. Fyndplatser för naturvårdsarter i det avverkningsanmälda området (röd linje). Markörer utan svart kant är placerade på fyndplatsen. Markörer med svart kant är placerade vid sidan av fyndplatsen och har ett svart streck som visar fyndplatsens exakta position. Kartans mittpunktskoordinat är N 6631049, E 498542 i SWEREF 99 TM.</w:t>
+        <w:spacing w:after="240"/>
+      </w:pPr>
+      <w:r>
+        <w:t>Figur 1. Fyndplatser för naturvårdsarter i avverkningsanmälan (röd linje). Markörer utan svart kant är placerade på fyndplatsen. Markörer med svart kant är placerade vid sidan av fyndplatsen och har ett svart streck som visar fyndplatsens exakta position. Kartans mittpunktskoordinat är N 6631049, E 498542 i SWEREF 99 TM.</w:t>
+      </w:r>
+    </w:p>
+    <w:p>
+      <w:pPr>
+        <w:pStyle w:val="Heading2"/>
+      </w:pPr>
+      <w:r>
+        <w:t>Fridlysta arter</w:t>
+      </w:r>
+    </w:p>
+    <w:p>
+      <w:r>
+        <w:t>Följande fridlysta arter har sina livsmiljöer och växtplatser i den avverkningsanmälda skogen: hussvala (VU, §4), tornseglare (VU, §4), enkelbeckasin (NT, §4), grönsångare (NT, §4), grön sköldmossa (S, T, §8), mindre flugsnappare (T, §4), spillkråka (T, §4), tofsmes (T, §4), grönsiska (§4), kungsfågel (§4), smålom (§4), svartvit flugsnappare (§4) och trana (§4).</w:t>
+      </w:r>
+    </w:p>
+    <w:p>
+      <w:r>
+        <w:t xml:space="preserve">Observera att medlemsländerna är skyldiga att agera i enlighet med EU:s fågeldirektiv där det uttryckligen står att direktivet gäller för fåglar samt för deras ägg, bon och </w:t>
+      </w:r>
+      <w:r>
+        <w:rPr>
+          <w:b/>
+        </w:rPr>
+        <w:t xml:space="preserve">livsmiljöer </w:t>
+      </w:r>
+      <w:r>
+        <w:t>(artikel 1). Vidare att de åtgärder som vidtas inte får leda till en försämring av den nuvarande situationen beträffande bevarandet av de fågelarter som avses i artikel 1 (artikel 13). Fågeldirektivet är styrande för tillsynsansvariga myndigheters ärendehantering, ställningstaganden och beslutsfattande.</w:t>
+      </w:r>
+    </w:p>
+    <w:p>
+      <w:r>
+        <w:rPr>
+          <w:b/>
+        </w:rPr>
+        <w:t>Grön sköldmossa (§8)</w:t>
+      </w:r>
+      <w:r>
+        <w:t xml:space="preserve"> är typisk art för </w:t>
+      </w:r>
+      <w:r>
+        <w:rPr>
+          <w:i/>
+        </w:rPr>
+        <w:t xml:space="preserve">9010 Taiga </w:t>
+      </w:r>
+      <w:r>
+        <w:t>och</w:t>
+      </w:r>
+      <w:r>
+        <w:rPr>
+          <w:i/>
+        </w:rPr>
+        <w:t xml:space="preserve"> 9750 Svämlövskog</w:t>
+      </w:r>
+      <w:r>
+        <w:t xml:space="preserve"> och omfattas av EU:s art- och habitatdirektiv bilaga 2 vilket innebär att det finns ett uttalat intresse inom Europeiska unionen att bevara arten. Grön sköldmossa kräver skog som har ett speciellt mikroklimat med hög och jämn luftfuktighet i kombination med rik tillgång på död ved (Nitare &amp; Skogsstyrelsen, 2019; SLU Artdatabanken, 2025). I praktiken handlar det om åtminstone 50 meter med skyddande skog för att undvika uttorkning av marken (Hallingbäck, personligt meddelande 2022-02-24). Grön sköldmossa är en ansvarsart för Sverige då en särskilt stor andel av Europas population finns i landet. Mark- och miljööverdomstolen (MÖD) har i mål nr M 2019-20 (18 februari 2019) slagit fast att grön sköldmossa (§8) är dispenspliktig och att exemplar av arten inte får skadas utan dispens (MÖD, mål nr M 2019-20).</w:t>
+      </w:r>
+    </w:p>
+    <w:p>
+      <w:r>
+        <w:rPr>
+          <w:b/>
+        </w:rPr>
+        <w:t>Grönsångare (NT, §4)</w:t>
+      </w:r>
+      <w:r>
+        <w:t xml:space="preserve"> är rödlistad som nära hotad (NT) och fridlyst enligt 4§ artskyddsförordningen. Den har minskat med 17 (6–24) % under de senaste 10 åren och minskningstakten för den svenska populationen bedöms vara nära gränsvärdet för Sårbar (VU). (A2b). Arten häckar i högstammig skog, främst lövskog men även i granskog, i regel utan kraftigare undervegetation. Den förekommer i södra och mellersta Sverige samt i Norrlands kustland norrut till Norrbotten. Förekommer dessutom sällsynt i Norrlands inland (SLU Artdatabanken, 2024). Orsaken till grönsångarens nedgång och är oklar varvid det är viktigt att försiktighetsprincipen enligt 2 kap. 3 § miljöbalken tillämpas för att bevara artens livsmiljöer och vända den negativa trenden.</w:t>
+      </w:r>
+    </w:p>
+    <w:p>
+      <w:r>
+        <w:rPr>
+          <w:b/>
+        </w:rPr>
+        <w:t>Mindre flugsnappare (§4)</w:t>
+      </w:r>
+      <w:r>
+        <w:t xml:space="preserve"> är typisk art för </w:t>
+      </w:r>
+      <w:r>
+        <w:rPr>
+          <w:i/>
+        </w:rPr>
+        <w:t>9080 Lövsumpskog</w:t>
+      </w:r>
+      <w:r>
+        <w:t xml:space="preserve"> och omfattas av bilaga 1 EU:s fågeldirektiv. Den häckar i tät, ogallrad och flerskiktad blandskog med hög bonitet och krontäckning. Häckningsplatserna har ofta höga naturvärden knutna till relativt orörda skogar med mycket död ved, rik kryptogamflora och känsligt fältskikt (SLU Artdatabanken, 2024; Skogsstyrelsen, 2016). Arten kräver förstärkt hänsyn och missgynnas av omdaning av naturskog till produktionsskog, särskilt gallring och avverkning av flerskiktade skogsmiljöer med hög andel döda och döende träd på fuktig eller blöt mark skadar livsmiljöerna. Följande åtgärder rekommenderas i Skogsstyrelsens vägledning för hänsyn till mindre flugsnappare (Skogsstyrelsen, 2016).</w:t>
+      </w:r>
+    </w:p>
+    <w:p>
+      <w:pPr>
+        <w:pStyle w:val="ListBullet"/>
+      </w:pPr>
+      <w:r>
+        <w:t>Lämna breda kantzoner (50–100 meter) mot bäckar, sumpskogar, sjöar och myrar.</w:t>
+      </w:r>
+    </w:p>
+    <w:p>
+      <w:pPr>
+        <w:pStyle w:val="ListBullet"/>
+      </w:pPr>
+      <w:r>
+        <w:t>Återställ dikade sumpskogar genom att dämma eller täppta igen diken.</w:t>
+      </w:r>
+    </w:p>
+    <w:p>
+      <w:pPr>
+        <w:pStyle w:val="ListBullet"/>
+      </w:pPr>
+      <w:r>
+        <w:t>Undvik all form av avverkning, inklusive gallring, i sumpskogsmiljöer och spara dem som hänsynsytor.</w:t>
+      </w:r>
+    </w:p>
+    <w:p>
+      <w:pPr>
+        <w:pStyle w:val="ListBullet"/>
+      </w:pPr>
+      <w:r>
+        <w:t>Inom 100 meter från revir av mindre flugsnappare bör det bara ske ett försiktigt virkesuttag.</w:t>
+      </w:r>
+    </w:p>
+    <w:p>
+      <w:pPr>
+        <w:pStyle w:val="ListBullet"/>
+      </w:pPr>
+      <w:r>
+        <w:t>Undvik all form av avverkning i gamla bokskogar av naturskogskaraktär och spara dem som hänsynsytor.</w:t>
+      </w:r>
+    </w:p>
+    <w:p>
+      <w:r>
+        <w:rPr>
+          <w:b/>
+        </w:rPr>
+        <w:t>Spillkråka (§4)</w:t>
+      </w:r>
+      <w:r>
+        <w:t xml:space="preserve"> omfattas av bilaga 1 i EU:s fågeldirektiv och är typisk art för </w:t>
+      </w:r>
+      <w:r>
+        <w:rPr>
+          <w:i/>
+        </w:rPr>
+        <w:t xml:space="preserve">9010 Taiga </w:t>
+      </w:r>
+      <w:r>
+        <w:t>och</w:t>
+      </w:r>
+      <w:r>
+        <w:rPr>
+          <w:i/>
+        </w:rPr>
+        <w:t xml:space="preserve"> 9740 Skogsbevuxen myr</w:t>
+      </w:r>
+      <w:r>
+        <w:t>. Den behöver grova träd, främst tall, asp och bok som boträd. Skogsbruk med korta omloppstider och täta, homogena ungskogar utgör det största hotet. Spillkråka är en nyckelart i skogliga miljöer vars övergivna bohål utnyttjas av flera andra hålhäckande fågelarter och fladdermöss, däribland pärluggla (EN, §4), knipa (§4), salskrake (§4) och skogsduva (§4). Hökuggla (VU, §4) och slaguggla (§4) häckar ofta i högstubbar som brutits av i höjd med ett gammalt spillkråkebo (SLU Artdatabanken, 2026; Skogsstyrelsen, 2016).</w:t>
+      </w:r>
+    </w:p>
+    <w:p>
+      <w:r>
+        <w:rPr>
+          <w:b/>
+        </w:rPr>
+        <w:t>Tofsmes (§4)</w:t>
+      </w:r>
+      <w:r>
+        <w:t xml:space="preserve"> häckar i barr- och blandskog, främst i tallskog. Tofsmes är typisk art för </w:t>
+      </w:r>
+      <w:r>
+        <w:rPr>
+          <w:i/>
+        </w:rPr>
+        <w:t xml:space="preserve">9010 Taiga </w:t>
+      </w:r>
+      <w:r>
+        <w:t>(SLU Artdatabanken, 2025).</w:t>
+      </w:r>
+    </w:p>
+    <w:p>
+      <w:r>
+        <w:rPr>
+          <w:b/>
+        </w:rPr>
+        <w:t>Tornseglare (VU, §4)</w:t>
+      </w:r>
+      <w:r>
+        <w:t xml:space="preserve"> har minskat med 40 (30–50) % under de senaste 24 åren och minskningstakten överstiger gränsvärdet för sårbar (VU). Tornseglaren är en typisk hålhäckare som numera huvudsakligen är knuten till mänsklig bebyggelse. En mindre andel av beståndet häckar i mer ursprungliga miljöer, i första hand i gamla hackspetthål (främst spillkråkehål) och andra typer av håligheter i träd, men även i klippskrevor. I de inre delarna av de två nordligaste länen (Lappland) häckar den huvudsakligen i ren skogsmiljö, framförallt i gammal gles tallskog. För de tornseglare som häckar i träd i Norrlands inland har situationen sannolikt försämrats till följd av minskad mängd hålträd och av stora arealer tät produktionsskog. När arten förekommer i sluten skog handlar det ofta om skyddsvärda skogsmiljöer med äldre tallskog av naturskogskaraktär (SLU Artdatabanken, 2026; Skogsstyrelsen, 2016).</w:t>
+      </w:r>
+    </w:p>
+    <w:p>
+      <w:r>
+        <w:t>I BILAGA 1 finns mer detaljerad information om ekologi samt krav på livsmiljö hos fridlysta arter.</w:t>
+      </w:r>
+    </w:p>
+    <w:p>
+      <w:pPr>
+        <w:pStyle w:val="Heading2"/>
+      </w:pPr>
+      <w:r>
+        <w:t>Övriga naturvårdsarter</w:t>
       </w:r>
     </w:p>
     <w:p>
@@ -273,178 +477,6 @@
       </w:r>
       <w:r>
         <w:t>(SLU Artdatabanken, 2025).</w:t>
-      </w:r>
-    </w:p>
-    <w:p>
-      <w:pPr>
-        <w:pStyle w:val="Heading1"/>
-      </w:pPr>
-      <w:r>
-        <w:t>Fridlysta arter</w:t>
-      </w:r>
-    </w:p>
-    <w:p>
-      <w:r>
-        <w:t>Följande fridlysta arter har sina livsmiljöer och växtplatser i den avverkningsanmälda skogen: tornseglare (EN, §4), hussvala (VU, §4), grönsångare (NT, §4), smålom (NT, §4), spillkråka (NT, §4), svartvit flugsnappare (NT, §4), grön sköldmossa (S, §8), enkelbeckasin (§4), grönsiska (§4), kungsfågel (§4), mindre flugsnappare (§4) och trana (§4).</w:t>
-      </w:r>
-    </w:p>
-    <w:p>
-      <w:r>
-        <w:t xml:space="preserve">Observera att medlemsländerna är skyldiga att agera i enlighet med EU:s fågeldirektiv där det uttryckligen står att direktivet gäller för fåglar samt för deras ägg, bon och </w:t>
-      </w:r>
-      <w:r>
-        <w:rPr>
-          <w:b/>
-        </w:rPr>
-        <w:t xml:space="preserve">livsmiljöer </w:t>
-      </w:r>
-      <w:r>
-        <w:t>(artikel 1). Vidare att de åtgärder som vidtas inte får leda till en försämring av den nuvarande situationen beträffande bevarandet av de fågelarter som avses i artikel 1 (artikel 13). Fågeldirektivet är styrande för tillsynsansvariga myndigheters ärendehantering, ställningstaganden och beslutsfattande.</w:t>
-      </w:r>
-    </w:p>
-    <w:p>
-      <w:r>
-        <w:rPr>
-          <w:b/>
-        </w:rPr>
-        <w:t>Grön sköldmossa (§8)</w:t>
-      </w:r>
-      <w:r>
-        <w:t xml:space="preserve"> är typisk art för </w:t>
-      </w:r>
-      <w:r>
-        <w:rPr>
-          <w:i/>
-        </w:rPr>
-        <w:t xml:space="preserve">9010 Taiga </w:t>
-      </w:r>
-      <w:r>
-        <w:t>och</w:t>
-      </w:r>
-      <w:r>
-        <w:rPr>
-          <w:i/>
-        </w:rPr>
-        <w:t xml:space="preserve"> 9750 Svämlövskog</w:t>
-      </w:r>
-      <w:r>
-        <w:t xml:space="preserve"> och omfattas av EU:s art- och habitatdirektiv bilaga 2 vilket innebär att det finns ett uttalat intresse inom Europeiska unionen att bevara arten. Grön sköldmossa kräver skog som har ett speciellt mikroklimat med hög och jämn luftfuktighet i kombination med rik tillgång på död ved (Nitare &amp; Skogsstyrelsen, 2019; SLU Artdatabanken, 2025). I praktiken handlar det om åtminstone 50 meter med skyddande skog för att undvika uttorkning av marken (Hallingbäck, personligt meddelande 2022-02-24). Grön sköldmossa är en ansvarsart för Sverige då en särskilt stor andel av Europas population finns i landet. Mark- och miljööverdomstolen (MÖD) har i mål nr M 2019-20 (18 februari 2019) slagit fast att grön sköldmossa (§8) är dispenspliktig och att exemplar av arten inte får skadas utan dispens (MÖD, mål nr M 2019-20).</w:t>
-      </w:r>
-    </w:p>
-    <w:p>
-      <w:r>
-        <w:rPr>
-          <w:b/>
-        </w:rPr>
-        <w:t>Grönsångare (NT, §4)</w:t>
-      </w:r>
-      <w:r>
-        <w:t xml:space="preserve"> är rödlistad som nära hotad (NT) och fridlyst enligt 4§ artskyddsförordningen. Den har minskat med 17 (6–24) % under de senaste 10 åren och minskningstakten för den svenska populationen bedöms vara nära gränsvärdet för Sårbar (VU). (A2b). Arten häckar i högstammig skog, främst lövskog men även i granskog, i regel utan kraftigare undervegetation. Den förekommer i södra och mellersta Sverige samt i Norrlands kustland norrut till Norrbotten. Förekommer dessutom sällsynt i Norrlands inland (SLU Artdatabanken, 2024). Orsaken till grönsångarens nedgång och är oklar varvid det är viktigt att försiktighetsprincipen enligt 2 kap. 3 § miljöbalken tillämpas för att bevara artens livsmiljöer och vända den negativa trenden.</w:t>
-      </w:r>
-    </w:p>
-    <w:p>
-      <w:r>
-        <w:rPr>
-          <w:b/>
-        </w:rPr>
-        <w:t>Mindre flugsnappare (§4)</w:t>
-      </w:r>
-      <w:r>
-        <w:t xml:space="preserve"> är typisk art för </w:t>
-      </w:r>
-      <w:r>
-        <w:rPr>
-          <w:i/>
-        </w:rPr>
-        <w:t>9080 Lövsumpskog</w:t>
-      </w:r>
-      <w:r>
-        <w:t xml:space="preserve"> och omfattas av bilaga 1 EU:s fågeldirektiv. Den häckar i tät, ogallrad och flerskiktad blandskog med hög bonitet och krontäckning. Häckningsplatserna har ofta höga naturvärden knutna till relativt orörda skogar med mycket död ved, rik kryptogamflora och känsligt fältskikt (SLU Artdatabanken, 2024; Skogsstyrelsen, 2016). Arten kräver förstärkt hänsyn och missgynnas av omdaning av naturskog till produktionsskog, särskilt gallring och avverkning av flerskiktade skogsmiljöer med hög andel döda och döende träd på fuktig eller blöt mark skadar livsmiljöerna. Följande åtgärder rekommenderas i Skogsstyrelsens vägledning för hänsyn till mindre flugsnappare (Skogsstyrelsen, 2016).</w:t>
-      </w:r>
-    </w:p>
-    <w:p>
-      <w:pPr>
-        <w:pStyle w:val="ListBullet"/>
-      </w:pPr>
-      <w:r>
-        <w:t>Lämna breda kantzoner (50–100 meter) mot bäckar, sumpskogar, sjöar och myrar.</w:t>
-      </w:r>
-    </w:p>
-    <w:p>
-      <w:pPr>
-        <w:pStyle w:val="ListBullet"/>
-      </w:pPr>
-      <w:r>
-        <w:t>Återställ dikade sumpskogar genom att dämma eller täppta igen diken.</w:t>
-      </w:r>
-    </w:p>
-    <w:p>
-      <w:pPr>
-        <w:pStyle w:val="ListBullet"/>
-      </w:pPr>
-      <w:r>
-        <w:t>Undvik all form av avverkning, inklusive gallring, i sumpskogsmiljöer och spara dem som hänsynsytor.</w:t>
-      </w:r>
-    </w:p>
-    <w:p>
-      <w:pPr>
-        <w:pStyle w:val="ListBullet"/>
-      </w:pPr>
-      <w:r>
-        <w:t>Inom 100 meter från revir av mindre flugsnappare bör det bara ske ett försiktigt virkesuttag.</w:t>
-      </w:r>
-    </w:p>
-    <w:p>
-      <w:pPr>
-        <w:pStyle w:val="ListBullet"/>
-      </w:pPr>
-      <w:r>
-        <w:t>Undvik all form av avverkning i gamla bokskogar av naturskogskaraktär och spara dem som hänsynsytor.</w:t>
-      </w:r>
-    </w:p>
-    <w:p>
-      <w:r>
-        <w:rPr>
-          <w:b/>
-        </w:rPr>
-        <w:t>Spillkråka (§4)</w:t>
-      </w:r>
-      <w:r>
-        <w:t xml:space="preserve"> omfattas av bilaga 1 i EU:s fågeldirektiv och är typisk art för </w:t>
-      </w:r>
-      <w:r>
-        <w:rPr>
-          <w:i/>
-        </w:rPr>
-        <w:t xml:space="preserve">9010 Taiga </w:t>
-      </w:r>
-      <w:r>
-        <w:t>och</w:t>
-      </w:r>
-      <w:r>
-        <w:rPr>
-          <w:i/>
-        </w:rPr>
-        <w:t xml:space="preserve"> 9740 Skogsbevuxen myr</w:t>
-      </w:r>
-      <w:r>
-        <w:t>. Den behöver grova träd, främst tall, asp och bok som boträd. Skogsbruk med korta omloppstider och täta, homogena ungskogar utgör det största hotet. Spillkråka är en nyckelart i skogliga miljöer vars övergivna bohål utnyttjas av flera andra hålhäckande fågelarter och fladdermöss, däribland pärluggla (EN, §4), knipa (§4), salskrake (§4) och skogsduva (§4). Hökuggla (VU, §4) och slaguggla (§4) häckar ofta i högstubbar som brutits av i höjd med ett gammalt spillkråkebo (SLU Artdatabanken, 2026; Skogsstyrelsen, 2016).</w:t>
-      </w:r>
-    </w:p>
-    <w:p>
-      <w:r>
-        <w:rPr>
-          <w:b/>
-        </w:rPr>
-        <w:t>Tornseglare (VU, §4)</w:t>
-      </w:r>
-      <w:r>
-        <w:t xml:space="preserve"> har minskat med 40 (30–50) % under de senaste 24 åren och minskningstakten överstiger gränsvärdet för sårbar (VU). Tornseglaren är en typisk hålhäckare som numera huvudsakligen är knuten till mänsklig bebyggelse. En mindre andel av beståndet häckar i mer ursprungliga miljöer, i första hand i gamla hackspetthål (främst spillkråkehål) och andra typer av håligheter i träd, men även i klippskrevor. I de inre delarna av de två nordligaste länen (Lappland) häckar den huvudsakligen i ren skogsmiljö, framförallt i gammal gles tallskog. För de tornseglare som häckar i träd i Norrlands inland har situationen sannolikt försämrats till följd av minskad mängd hålträd och av stora arealer tät produktionsskog. När arten förekommer i sluten skog handlar det ofta om skyddsvärda skogsmiljöer med äldre tallskog av naturskogskaraktär (SLU Artdatabanken, 2026; Skogsstyrelsen, 2016).</w:t>
-      </w:r>
-    </w:p>
-    <w:p>
-      <w:r>
-        <w:t>I BILAGA 1 finns mer detaljerad information om ekologi samt krav på livsmiljö hos fridlysta arter.</w:t>
       </w:r>
     </w:p>
     <w:p>
@@ -553,7 +585,7 @@
         <w:rPr>
           <w:i/>
         </w:rPr>
-        <w:t>I det avverkningsanmälda skogsområdet har 13 naturvårdsarter varav 6 rödlistade arter sina livsmiljöer och växtplatser.</w:t>
+        <w:t>I det avverkningsanmälda skogsområdet har 14 naturvårdsarter varav 4 rödlistade arter sina livsmiljöer och växtplatser.</w:t>
       </w:r>
     </w:p>
     <w:p>
@@ -1140,7 +1172,7 @@
 </file>
 
 <file path=word/endnotes.xml><?xml version="1.0" encoding="utf-8"?>
-<w:endnotes xmlns:wpc="http://schemas.microsoft.com/office/word/2010/wordprocessingCanvas" xmlns:cx="http://schemas.microsoft.com/office/drawing/2014/chartex" xmlns:cx1="http://schemas.microsoft.com/office/drawing/2015/9/8/chartex" xmlns:cx2="http://schemas.microsoft.com/office/drawing/2015/10/21/chartex" xmlns:cx3="http://schemas.microsoft.com/office/drawing/2016/5/9/chartex" xmlns:cx4="http://schemas.microsoft.com/office/drawing/2016/5/10/chartex" xmlns:cx5="http://schemas.microsoft.com/office/drawing/2016/5/11/chartex" xmlns:cx6="http://schemas.microsoft.com/office/drawing/2016/5/12/chartex" xmlns:cx7="http://schemas.microsoft.com/office/drawing/2016/5/13/chartex" xmlns:cx8="http://schemas.microsoft.com/office/drawing/2016/5/14/chartex" xmlns:mc="http://schemas.openxmlformats.org/markup-compatibility/2006" xmlns:aink="http://schemas.microsoft.com/office/drawing/2016/ink" xmlns:am3d="http://schemas.microsoft.com/office/drawing/2017/model3d" xmlns:o="urn:schemas-microsoft-com:office:office" xmlns:oel="http://schemas.microsoft.com/office/2019/extlst" xmlns:r="http://schemas.openxmlformats.org/officeDocument/2006/relationships" xmlns:m="http://schemas.openxmlformats.org/officeDocument/2006/math" xmlns:v="urn:schemas-microsoft-com:vml" xmlns:wp14="http://schemas.microsoft.com/office/word/2010/wordprocessingDrawing" xmlns:wp="http://schemas.openxmlformats.org/drawingml/2006/wordprocessingDrawing" xmlns:w10="urn:schemas-microsoft-com:office:word" xmlns:w="http://schemas.openxmlformats.org/wordprocessingml/2006/main" xmlns:w14="http://schemas.microsoft.com/office/word/2010/wordml" xmlns:w15="http://schemas.microsoft.com/office/word/2012/wordml" xmlns:w16cex="http://schemas.microsoft.com/office/word/2018/wordml/cex" xmlns:w16cid="http://schemas.microsoft.com/office/word/2016/wordml/cid" xmlns:w16="http://schemas.microsoft.com/office/word/2018/wordml" xmlns:w16sdtdh="http://schemas.microsoft.com/office/word/2020/wordml/sdtdatahash" xmlns:w16se="http://schemas.microsoft.com/office/word/2015/wordml/symex" xmlns:wpg="http://schemas.microsoft.com/office/word/2010/wordprocessingGroup" xmlns:wpi="http://schemas.microsoft.com/office/word/2010/wordprocessingInk" xmlns:wne="http://schemas.microsoft.com/office/word/2006/wordml" xmlns:wps="http://schemas.microsoft.com/office/word/2010/wordprocessingShape" mc:Ignorable="w14 w15 w16se w16cid w16 w16cex w16sdtdh wp14">
+<w:endnotes xmlns:wpc="http://schemas.microsoft.com/office/word/2010/wordprocessingCanvas" xmlns:cx="http://schemas.microsoft.com/office/drawing/2014/chartex" xmlns:cx1="http://schemas.microsoft.com/office/drawing/2015/9/8/chartex" xmlns:cx2="http://schemas.microsoft.com/office/drawing/2015/10/21/chartex" xmlns:cx3="http://schemas.microsoft.com/office/drawing/2016/5/9/chartex" xmlns:cx4="http://schemas.microsoft.com/office/drawing/2016/5/10/chartex" xmlns:cx5="http://schemas.microsoft.com/office/drawing/2016/5/11/chartex" xmlns:cx6="http://schemas.microsoft.com/office/drawing/2016/5/12/chartex" xmlns:cx7="http://schemas.microsoft.com/office/drawing/2016/5/13/chartex" xmlns:cx8="http://schemas.microsoft.com/office/drawing/2016/5/14/chartex" xmlns:mc="http://schemas.openxmlformats.org/markup-compatibility/2006" xmlns:aink="http://schemas.microsoft.com/office/drawing/2016/ink" xmlns:am3d="http://schemas.microsoft.com/office/drawing/2017/model3d" xmlns:o="urn:schemas-microsoft-com:office:office" xmlns:oel="http://schemas.microsoft.com/office/2019/extlst" xmlns:r="http://schemas.openxmlformats.org/officeDocument/2006/relationships" xmlns:m="http://schemas.openxmlformats.org/officeDocument/2006/math" xmlns:v="urn:schemas-microsoft-com:vml" xmlns:wp14="http://schemas.microsoft.com/office/word/2010/wordprocessingDrawing" xmlns:wp="http://schemas.openxmlformats.org/drawingml/2006/wordprocessingDrawing" xmlns:w10="urn:schemas-microsoft-com:office:word" xmlns:w="http://schemas.openxmlformats.org/wordprocessingml/2006/main" xmlns:w14="http://schemas.microsoft.com/office/word/2010/wordml" xmlns:w15="http://schemas.microsoft.com/office/word/2012/wordml" xmlns:w16cex="http://schemas.microsoft.com/office/word/2018/wordml/cex" xmlns:w16cid="http://schemas.microsoft.com/office/word/2016/wordml/cid" xmlns:w16="http://schemas.microsoft.com/office/word/2018/wordml" xmlns:w16du="http://schemas.microsoft.com/office/word/2023/wordml/word16du" xmlns:w16sdtdh="http://schemas.microsoft.com/office/word/2020/wordml/sdtdatahash" xmlns:w16sdtfl="http://schemas.microsoft.com/office/word/2024/wordml/sdtformatlock" xmlns:w16se="http://schemas.microsoft.com/office/word/2015/wordml/symex" xmlns:wpg="http://schemas.microsoft.com/office/word/2010/wordprocessingGroup" xmlns:wpi="http://schemas.microsoft.com/office/word/2010/wordprocessingInk" xmlns:wne="http://schemas.microsoft.com/office/word/2006/wordml" xmlns:wps="http://schemas.microsoft.com/office/word/2010/wordprocessingShape" mc:Ignorable="w14 w15 w16se w16cid w16 w16cex w16sdtdh w16sdtfl w16du wp14">
   <w:endnote w:type="separator" w:id="-1">
     <w:p>
       <w:pPr>
@@ -1165,7 +1197,7 @@
 </file>
 
 <file path=word/footer1.xml><?xml version="1.0" encoding="utf-8"?>
-<w:ftr xmlns:wpc="http://schemas.microsoft.com/office/word/2010/wordprocessingCanvas" xmlns:cx="http://schemas.microsoft.com/office/drawing/2014/chartex" xmlns:cx1="http://schemas.microsoft.com/office/drawing/2015/9/8/chartex" xmlns:cx2="http://schemas.microsoft.com/office/drawing/2015/10/21/chartex" xmlns:cx3="http://schemas.microsoft.com/office/drawing/2016/5/9/chartex" xmlns:cx4="http://schemas.microsoft.com/office/drawing/2016/5/10/chartex" xmlns:cx5="http://schemas.microsoft.com/office/drawing/2016/5/11/chartex" xmlns:cx6="http://schemas.microsoft.com/office/drawing/2016/5/12/chartex" xmlns:cx7="http://schemas.microsoft.com/office/drawing/2016/5/13/chartex" xmlns:cx8="http://schemas.microsoft.com/office/drawing/2016/5/14/chartex" xmlns:mc="http://schemas.openxmlformats.org/markup-compatibility/2006" xmlns:aink="http://schemas.microsoft.com/office/drawing/2016/ink" xmlns:am3d="http://schemas.microsoft.com/office/drawing/2017/model3d" xmlns:o="urn:schemas-microsoft-com:office:office" xmlns:oel="http://schemas.microsoft.com/office/2019/extlst" xmlns:r="http://schemas.openxmlformats.org/officeDocument/2006/relationships" xmlns:m="http://schemas.openxmlformats.org/officeDocument/2006/math" xmlns:v="urn:schemas-microsoft-com:vml" xmlns:wp14="http://schemas.microsoft.com/office/word/2010/wordprocessingDrawing" xmlns:wp="http://schemas.openxmlformats.org/drawingml/2006/wordprocessingDrawing" xmlns:w10="urn:schemas-microsoft-com:office:word" xmlns:w="http://schemas.openxmlformats.org/wordprocessingml/2006/main" xmlns:w14="http://schemas.microsoft.com/office/word/2010/wordml" xmlns:w15="http://schemas.microsoft.com/office/word/2012/wordml" xmlns:w16cex="http://schemas.microsoft.com/office/word/2018/wordml/cex" xmlns:w16cid="http://schemas.microsoft.com/office/word/2016/wordml/cid" xmlns:w16="http://schemas.microsoft.com/office/word/2018/wordml" xmlns:w16sdtdh="http://schemas.microsoft.com/office/word/2020/wordml/sdtdatahash" xmlns:w16se="http://schemas.microsoft.com/office/word/2015/wordml/symex" xmlns:wpg="http://schemas.microsoft.com/office/word/2010/wordprocessingGroup" xmlns:wpi="http://schemas.microsoft.com/office/word/2010/wordprocessingInk" xmlns:wne="http://schemas.microsoft.com/office/word/2006/wordml" xmlns:wps="http://schemas.microsoft.com/office/word/2010/wordprocessingShape" mc:Ignorable="w14 w15 w16se w16cid w16 w16cex w16sdtdh wp14">
+<w:ftr xmlns:wpc="http://schemas.microsoft.com/office/word/2010/wordprocessingCanvas" xmlns:cx="http://schemas.microsoft.com/office/drawing/2014/chartex" xmlns:cx1="http://schemas.microsoft.com/office/drawing/2015/9/8/chartex" xmlns:cx2="http://schemas.microsoft.com/office/drawing/2015/10/21/chartex" xmlns:cx3="http://schemas.microsoft.com/office/drawing/2016/5/9/chartex" xmlns:cx4="http://schemas.microsoft.com/office/drawing/2016/5/10/chartex" xmlns:cx5="http://schemas.microsoft.com/office/drawing/2016/5/11/chartex" xmlns:cx6="http://schemas.microsoft.com/office/drawing/2016/5/12/chartex" xmlns:cx7="http://schemas.microsoft.com/office/drawing/2016/5/13/chartex" xmlns:cx8="http://schemas.microsoft.com/office/drawing/2016/5/14/chartex" xmlns:mc="http://schemas.openxmlformats.org/markup-compatibility/2006" xmlns:aink="http://schemas.microsoft.com/office/drawing/2016/ink" xmlns:am3d="http://schemas.microsoft.com/office/drawing/2017/model3d" xmlns:o="urn:schemas-microsoft-com:office:office" xmlns:oel="http://schemas.microsoft.com/office/2019/extlst" xmlns:r="http://schemas.openxmlformats.org/officeDocument/2006/relationships" xmlns:m="http://schemas.openxmlformats.org/officeDocument/2006/math" xmlns:v="urn:schemas-microsoft-com:vml" xmlns:wp14="http://schemas.microsoft.com/office/word/2010/wordprocessingDrawing" xmlns:wp="http://schemas.openxmlformats.org/drawingml/2006/wordprocessingDrawing" xmlns:w10="urn:schemas-microsoft-com:office:word" xmlns:w="http://schemas.openxmlformats.org/wordprocessingml/2006/main" xmlns:w14="http://schemas.microsoft.com/office/word/2010/wordml" xmlns:w15="http://schemas.microsoft.com/office/word/2012/wordml" xmlns:w16cex="http://schemas.microsoft.com/office/word/2018/wordml/cex" xmlns:w16cid="http://schemas.microsoft.com/office/word/2016/wordml/cid" xmlns:w16="http://schemas.microsoft.com/office/word/2018/wordml" xmlns:w16du="http://schemas.microsoft.com/office/word/2023/wordml/word16du" xmlns:w16sdtdh="http://schemas.microsoft.com/office/word/2020/wordml/sdtdatahash" xmlns:w16sdtfl="http://schemas.microsoft.com/office/word/2024/wordml/sdtformatlock" xmlns:w16se="http://schemas.microsoft.com/office/word/2015/wordml/symex" xmlns:wpg="http://schemas.microsoft.com/office/word/2010/wordprocessingGroup" xmlns:wpi="http://schemas.microsoft.com/office/word/2010/wordprocessingInk" xmlns:wne="http://schemas.microsoft.com/office/word/2006/wordml" xmlns:wps="http://schemas.microsoft.com/office/word/2010/wordprocessingShape" mc:Ignorable="w14 w15 w16se w16cid w16 w16cex w16sdtdh w16sdtfl w16du wp14">
   <w:p>
     <w:pPr>
       <w:pStyle w:val="Footer"/>
@@ -1175,7 +1207,7 @@
 </file>
 
 <file path=word/footer2.xml><?xml version="1.0" encoding="utf-8"?>
-<w:ftr xmlns:wpc="http://schemas.microsoft.com/office/word/2010/wordprocessingCanvas" xmlns:cx="http://schemas.microsoft.com/office/drawing/2014/chartex" xmlns:cx1="http://schemas.microsoft.com/office/drawing/2015/9/8/chartex" xmlns:cx2="http://schemas.microsoft.com/office/drawing/2015/10/21/chartex" xmlns:cx3="http://schemas.microsoft.com/office/drawing/2016/5/9/chartex" xmlns:cx4="http://schemas.microsoft.com/office/drawing/2016/5/10/chartex" xmlns:cx5="http://schemas.microsoft.com/office/drawing/2016/5/11/chartex" xmlns:cx6="http://schemas.microsoft.com/office/drawing/2016/5/12/chartex" xmlns:cx7="http://schemas.microsoft.com/office/drawing/2016/5/13/chartex" xmlns:cx8="http://schemas.microsoft.com/office/drawing/2016/5/14/chartex" xmlns:mc="http://schemas.openxmlformats.org/markup-compatibility/2006" xmlns:aink="http://schemas.microsoft.com/office/drawing/2016/ink" xmlns:am3d="http://schemas.microsoft.com/office/drawing/2017/model3d" xmlns:o="urn:schemas-microsoft-com:office:office" xmlns:oel="http://schemas.microsoft.com/office/2019/extlst" xmlns:r="http://schemas.openxmlformats.org/officeDocument/2006/relationships" xmlns:m="http://schemas.openxmlformats.org/officeDocument/2006/math" xmlns:v="urn:schemas-microsoft-com:vml" xmlns:wp14="http://schemas.microsoft.com/office/word/2010/wordprocessingDrawing" xmlns:wp="http://schemas.openxmlformats.org/drawingml/2006/wordprocessingDrawing" xmlns:w10="urn:schemas-microsoft-com:office:word" xmlns:w="http://schemas.openxmlformats.org/wordprocessingml/2006/main" xmlns:w14="http://schemas.microsoft.com/office/word/2010/wordml" xmlns:w15="http://schemas.microsoft.com/office/word/2012/wordml" xmlns:w16cex="http://schemas.microsoft.com/office/word/2018/wordml/cex" xmlns:w16cid="http://schemas.microsoft.com/office/word/2016/wordml/cid" xmlns:w16="http://schemas.microsoft.com/office/word/2018/wordml" xmlns:w16sdtdh="http://schemas.microsoft.com/office/word/2020/wordml/sdtdatahash" xmlns:w16se="http://schemas.microsoft.com/office/word/2015/wordml/symex" xmlns:wpg="http://schemas.microsoft.com/office/word/2010/wordprocessingGroup" xmlns:wpi="http://schemas.microsoft.com/office/word/2010/wordprocessingInk" xmlns:wne="http://schemas.microsoft.com/office/word/2006/wordml" xmlns:wps="http://schemas.microsoft.com/office/word/2010/wordprocessingShape" mc:Ignorable="w14 w15 w16se w16cid w16 w16cex w16sdtdh wp14">
+<w:ftr xmlns:wpc="http://schemas.microsoft.com/office/word/2010/wordprocessingCanvas" xmlns:cx="http://schemas.microsoft.com/office/drawing/2014/chartex" xmlns:cx1="http://schemas.microsoft.com/office/drawing/2015/9/8/chartex" xmlns:cx2="http://schemas.microsoft.com/office/drawing/2015/10/21/chartex" xmlns:cx3="http://schemas.microsoft.com/office/drawing/2016/5/9/chartex" xmlns:cx4="http://schemas.microsoft.com/office/drawing/2016/5/10/chartex" xmlns:cx5="http://schemas.microsoft.com/office/drawing/2016/5/11/chartex" xmlns:cx6="http://schemas.microsoft.com/office/drawing/2016/5/12/chartex" xmlns:cx7="http://schemas.microsoft.com/office/drawing/2016/5/13/chartex" xmlns:cx8="http://schemas.microsoft.com/office/drawing/2016/5/14/chartex" xmlns:mc="http://schemas.openxmlformats.org/markup-compatibility/2006" xmlns:aink="http://schemas.microsoft.com/office/drawing/2016/ink" xmlns:am3d="http://schemas.microsoft.com/office/drawing/2017/model3d" xmlns:o="urn:schemas-microsoft-com:office:office" xmlns:oel="http://schemas.microsoft.com/office/2019/extlst" xmlns:r="http://schemas.openxmlformats.org/officeDocument/2006/relationships" xmlns:m="http://schemas.openxmlformats.org/officeDocument/2006/math" xmlns:v="urn:schemas-microsoft-com:vml" xmlns:wp14="http://schemas.microsoft.com/office/word/2010/wordprocessingDrawing" xmlns:wp="http://schemas.openxmlformats.org/drawingml/2006/wordprocessingDrawing" xmlns:w10="urn:schemas-microsoft-com:office:word" xmlns:w="http://schemas.openxmlformats.org/wordprocessingml/2006/main" xmlns:w14="http://schemas.microsoft.com/office/word/2010/wordml" xmlns:w15="http://schemas.microsoft.com/office/word/2012/wordml" xmlns:w16cex="http://schemas.microsoft.com/office/word/2018/wordml/cex" xmlns:w16cid="http://schemas.microsoft.com/office/word/2016/wordml/cid" xmlns:w16="http://schemas.microsoft.com/office/word/2018/wordml" xmlns:w16du="http://schemas.microsoft.com/office/word/2023/wordml/word16du" xmlns:w16sdtdh="http://schemas.microsoft.com/office/word/2020/wordml/sdtdatahash" xmlns:w16sdtfl="http://schemas.microsoft.com/office/word/2024/wordml/sdtformatlock" xmlns:w16se="http://schemas.microsoft.com/office/word/2015/wordml/symex" xmlns:wpg="http://schemas.microsoft.com/office/word/2010/wordprocessingGroup" xmlns:wpi="http://schemas.microsoft.com/office/word/2010/wordprocessingInk" xmlns:wne="http://schemas.microsoft.com/office/word/2006/wordml" xmlns:wps="http://schemas.microsoft.com/office/word/2010/wordprocessingShape" mc:Ignorable="w14 w15 w16se w16cid w16 w16cex w16sdtdh w16sdtfl w16du wp14">
   <w:p>
     <w:pPr>
       <w:pStyle w:val="Footer"/>
@@ -1185,7 +1217,7 @@
 </file>
 
 <file path=word/footer3.xml><?xml version="1.0" encoding="utf-8"?>
-<w:ftr xmlns:wpc="http://schemas.microsoft.com/office/word/2010/wordprocessingCanvas" xmlns:cx="http://schemas.microsoft.com/office/drawing/2014/chartex" xmlns:cx1="http://schemas.microsoft.com/office/drawing/2015/9/8/chartex" xmlns:cx2="http://schemas.microsoft.com/office/drawing/2015/10/21/chartex" xmlns:cx3="http://schemas.microsoft.com/office/drawing/2016/5/9/chartex" xmlns:cx4="http://schemas.microsoft.com/office/drawing/2016/5/10/chartex" xmlns:cx5="http://schemas.microsoft.com/office/drawing/2016/5/11/chartex" xmlns:cx6="http://schemas.microsoft.com/office/drawing/2016/5/12/chartex" xmlns:cx7="http://schemas.microsoft.com/office/drawing/2016/5/13/chartex" xmlns:cx8="http://schemas.microsoft.com/office/drawing/2016/5/14/chartex" xmlns:mc="http://schemas.openxmlformats.org/markup-compatibility/2006" xmlns:aink="http://schemas.microsoft.com/office/drawing/2016/ink" xmlns:am3d="http://schemas.microsoft.com/office/drawing/2017/model3d" xmlns:o="urn:schemas-microsoft-com:office:office" xmlns:oel="http://schemas.microsoft.com/office/2019/extlst" xmlns:r="http://schemas.openxmlformats.org/officeDocument/2006/relationships" xmlns:m="http://schemas.openxmlformats.org/officeDocument/2006/math" xmlns:v="urn:schemas-microsoft-com:vml" xmlns:wp14="http://schemas.microsoft.com/office/word/2010/wordprocessingDrawing" xmlns:wp="http://schemas.openxmlformats.org/drawingml/2006/wordprocessingDrawing" xmlns:w10="urn:schemas-microsoft-com:office:word" xmlns:w="http://schemas.openxmlformats.org/wordprocessingml/2006/main" xmlns:w14="http://schemas.microsoft.com/office/word/2010/wordml" xmlns:w15="http://schemas.microsoft.com/office/word/2012/wordml" xmlns:w16cex="http://schemas.microsoft.com/office/word/2018/wordml/cex" xmlns:w16cid="http://schemas.microsoft.com/office/word/2016/wordml/cid" xmlns:w16="http://schemas.microsoft.com/office/word/2018/wordml" xmlns:w16sdtdh="http://schemas.microsoft.com/office/word/2020/wordml/sdtdatahash" xmlns:w16se="http://schemas.microsoft.com/office/word/2015/wordml/symex" xmlns:wpg="http://schemas.microsoft.com/office/word/2010/wordprocessingGroup" xmlns:wpi="http://schemas.microsoft.com/office/word/2010/wordprocessingInk" xmlns:wne="http://schemas.microsoft.com/office/word/2006/wordml" xmlns:wps="http://schemas.microsoft.com/office/word/2010/wordprocessingShape" mc:Ignorable="w14 w15 w16se w16cid w16 w16cex w16sdtdh wp14">
+<w:ftr xmlns:wpc="http://schemas.microsoft.com/office/word/2010/wordprocessingCanvas" xmlns:cx="http://schemas.microsoft.com/office/drawing/2014/chartex" xmlns:cx1="http://schemas.microsoft.com/office/drawing/2015/9/8/chartex" xmlns:cx2="http://schemas.microsoft.com/office/drawing/2015/10/21/chartex" xmlns:cx3="http://schemas.microsoft.com/office/drawing/2016/5/9/chartex" xmlns:cx4="http://schemas.microsoft.com/office/drawing/2016/5/10/chartex" xmlns:cx5="http://schemas.microsoft.com/office/drawing/2016/5/11/chartex" xmlns:cx6="http://schemas.microsoft.com/office/drawing/2016/5/12/chartex" xmlns:cx7="http://schemas.microsoft.com/office/drawing/2016/5/13/chartex" xmlns:cx8="http://schemas.microsoft.com/office/drawing/2016/5/14/chartex" xmlns:mc="http://schemas.openxmlformats.org/markup-compatibility/2006" xmlns:aink="http://schemas.microsoft.com/office/drawing/2016/ink" xmlns:am3d="http://schemas.microsoft.com/office/drawing/2017/model3d" xmlns:o="urn:schemas-microsoft-com:office:office" xmlns:oel="http://schemas.microsoft.com/office/2019/extlst" xmlns:r="http://schemas.openxmlformats.org/officeDocument/2006/relationships" xmlns:m="http://schemas.openxmlformats.org/officeDocument/2006/math" xmlns:v="urn:schemas-microsoft-com:vml" xmlns:wp14="http://schemas.microsoft.com/office/word/2010/wordprocessingDrawing" xmlns:wp="http://schemas.openxmlformats.org/drawingml/2006/wordprocessingDrawing" xmlns:w10="urn:schemas-microsoft-com:office:word" xmlns:w="http://schemas.openxmlformats.org/wordprocessingml/2006/main" xmlns:w14="http://schemas.microsoft.com/office/word/2010/wordml" xmlns:w15="http://schemas.microsoft.com/office/word/2012/wordml" xmlns:w16cex="http://schemas.microsoft.com/office/word/2018/wordml/cex" xmlns:w16cid="http://schemas.microsoft.com/office/word/2016/wordml/cid" xmlns:w16="http://schemas.microsoft.com/office/word/2018/wordml" xmlns:w16du="http://schemas.microsoft.com/office/word/2023/wordml/word16du" xmlns:w16sdtdh="http://schemas.microsoft.com/office/word/2020/wordml/sdtdatahash" xmlns:w16sdtfl="http://schemas.microsoft.com/office/word/2024/wordml/sdtformatlock" xmlns:w16se="http://schemas.microsoft.com/office/word/2015/wordml/symex" xmlns:wpg="http://schemas.microsoft.com/office/word/2010/wordprocessingGroup" xmlns:wpi="http://schemas.microsoft.com/office/word/2010/wordprocessingInk" xmlns:wne="http://schemas.microsoft.com/office/word/2006/wordml" xmlns:wps="http://schemas.microsoft.com/office/word/2010/wordprocessingShape" mc:Ignorable="w14 w15 w16se w16cid w16 w16cex w16sdtdh w16sdtfl w16du wp14">
   <w:p>
     <w:pPr>
       <w:pStyle w:val="Footer"/>
@@ -1195,7 +1227,7 @@
 </file>
 
 <file path=word/footnotes.xml><?xml version="1.0" encoding="utf-8"?>
-<w:footnotes xmlns:wpc="http://schemas.microsoft.com/office/word/2010/wordprocessingCanvas" xmlns:cx="http://schemas.microsoft.com/office/drawing/2014/chartex" xmlns:cx1="http://schemas.microsoft.com/office/drawing/2015/9/8/chartex" xmlns:cx2="http://schemas.microsoft.com/office/drawing/2015/10/21/chartex" xmlns:cx3="http://schemas.microsoft.com/office/drawing/2016/5/9/chartex" xmlns:cx4="http://schemas.microsoft.com/office/drawing/2016/5/10/chartex" xmlns:cx5="http://schemas.microsoft.com/office/drawing/2016/5/11/chartex" xmlns:cx6="http://schemas.microsoft.com/office/drawing/2016/5/12/chartex" xmlns:cx7="http://schemas.microsoft.com/office/drawing/2016/5/13/chartex" xmlns:cx8="http://schemas.microsoft.com/office/drawing/2016/5/14/chartex" xmlns:mc="http://schemas.openxmlformats.org/markup-compatibility/2006" xmlns:aink="http://schemas.microsoft.com/office/drawing/2016/ink" xmlns:am3d="http://schemas.microsoft.com/office/drawing/2017/model3d" xmlns:o="urn:schemas-microsoft-com:office:office" xmlns:oel="http://schemas.microsoft.com/office/2019/extlst" xmlns:r="http://schemas.openxmlformats.org/officeDocument/2006/relationships" xmlns:m="http://schemas.openxmlformats.org/officeDocument/2006/math" xmlns:v="urn:schemas-microsoft-com:vml" xmlns:wp14="http://schemas.microsoft.com/office/word/2010/wordprocessingDrawing" xmlns:wp="http://schemas.openxmlformats.org/drawingml/2006/wordprocessingDrawing" xmlns:w10="urn:schemas-microsoft-com:office:word" xmlns:w="http://schemas.openxmlformats.org/wordprocessingml/2006/main" xmlns:w14="http://schemas.microsoft.com/office/word/2010/wordml" xmlns:w15="http://schemas.microsoft.com/office/word/2012/wordml" xmlns:w16cex="http://schemas.microsoft.com/office/word/2018/wordml/cex" xmlns:w16cid="http://schemas.microsoft.com/office/word/2016/wordml/cid" xmlns:w16="http://schemas.microsoft.com/office/word/2018/wordml" xmlns:w16sdtdh="http://schemas.microsoft.com/office/word/2020/wordml/sdtdatahash" xmlns:w16se="http://schemas.microsoft.com/office/word/2015/wordml/symex" xmlns:wpg="http://schemas.microsoft.com/office/word/2010/wordprocessingGroup" xmlns:wpi="http://schemas.microsoft.com/office/word/2010/wordprocessingInk" xmlns:wne="http://schemas.microsoft.com/office/word/2006/wordml" xmlns:wps="http://schemas.microsoft.com/office/word/2010/wordprocessingShape" mc:Ignorable="w14 w15 w16se w16cid w16 w16cex w16sdtdh wp14">
+<w:footnotes xmlns:wpc="http://schemas.microsoft.com/office/word/2010/wordprocessingCanvas" xmlns:cx="http://schemas.microsoft.com/office/drawing/2014/chartex" xmlns:cx1="http://schemas.microsoft.com/office/drawing/2015/9/8/chartex" xmlns:cx2="http://schemas.microsoft.com/office/drawing/2015/10/21/chartex" xmlns:cx3="http://schemas.microsoft.com/office/drawing/2016/5/9/chartex" xmlns:cx4="http://schemas.microsoft.com/office/drawing/2016/5/10/chartex" xmlns:cx5="http://schemas.microsoft.com/office/drawing/2016/5/11/chartex" xmlns:cx6="http://schemas.microsoft.com/office/drawing/2016/5/12/chartex" xmlns:cx7="http://schemas.microsoft.com/office/drawing/2016/5/13/chartex" xmlns:cx8="http://schemas.microsoft.com/office/drawing/2016/5/14/chartex" xmlns:mc="http://schemas.openxmlformats.org/markup-compatibility/2006" xmlns:aink="http://schemas.microsoft.com/office/drawing/2016/ink" xmlns:am3d="http://schemas.microsoft.com/office/drawing/2017/model3d" xmlns:o="urn:schemas-microsoft-com:office:office" xmlns:oel="http://schemas.microsoft.com/office/2019/extlst" xmlns:r="http://schemas.openxmlformats.org/officeDocument/2006/relationships" xmlns:m="http://schemas.openxmlformats.org/officeDocument/2006/math" xmlns:v="urn:schemas-microsoft-com:vml" xmlns:wp14="http://schemas.microsoft.com/office/word/2010/wordprocessingDrawing" xmlns:wp="http://schemas.openxmlformats.org/drawingml/2006/wordprocessingDrawing" xmlns:w10="urn:schemas-microsoft-com:office:word" xmlns:w="http://schemas.openxmlformats.org/wordprocessingml/2006/main" xmlns:w14="http://schemas.microsoft.com/office/word/2010/wordml" xmlns:w15="http://schemas.microsoft.com/office/word/2012/wordml" xmlns:w16cex="http://schemas.microsoft.com/office/word/2018/wordml/cex" xmlns:w16cid="http://schemas.microsoft.com/office/word/2016/wordml/cid" xmlns:w16="http://schemas.microsoft.com/office/word/2018/wordml" xmlns:w16du="http://schemas.microsoft.com/office/word/2023/wordml/word16du" xmlns:w16sdtdh="http://schemas.microsoft.com/office/word/2020/wordml/sdtdatahash" xmlns:w16sdtfl="http://schemas.microsoft.com/office/word/2024/wordml/sdtformatlock" xmlns:w16se="http://schemas.microsoft.com/office/word/2015/wordml/symex" xmlns:wpg="http://schemas.microsoft.com/office/word/2010/wordprocessingGroup" xmlns:wpi="http://schemas.microsoft.com/office/word/2010/wordprocessingInk" xmlns:wne="http://schemas.microsoft.com/office/word/2006/wordml" xmlns:wps="http://schemas.microsoft.com/office/word/2010/wordprocessingShape" mc:Ignorable="w14 w15 w16se w16cid w16 w16cex w16sdtdh w16sdtfl w16du wp14">
   <w:footnote w:type="separator" w:id="-1">
     <w:p>
       <w:pPr>
@@ -1220,7 +1252,7 @@
 </file>
 
 <file path=word/header1.xml><?xml version="1.0" encoding="utf-8"?>
-<w:hdr xmlns:wpc="http://schemas.microsoft.com/office/word/2010/wordprocessingCanvas" xmlns:cx="http://schemas.microsoft.com/office/drawing/2014/chartex" xmlns:cx1="http://schemas.microsoft.com/office/drawing/2015/9/8/chartex" xmlns:cx2="http://schemas.microsoft.com/office/drawing/2015/10/21/chartex" xmlns:cx3="http://schemas.microsoft.com/office/drawing/2016/5/9/chartex" xmlns:cx4="http://schemas.microsoft.com/office/drawing/2016/5/10/chartex" xmlns:cx5="http://schemas.microsoft.com/office/drawing/2016/5/11/chartex" xmlns:cx6="http://schemas.microsoft.com/office/drawing/2016/5/12/chartex" xmlns:cx7="http://schemas.microsoft.com/office/drawing/2016/5/13/chartex" xmlns:cx8="http://schemas.microsoft.com/office/drawing/2016/5/14/chartex" xmlns:mc="http://schemas.openxmlformats.org/markup-compatibility/2006" xmlns:aink="http://schemas.microsoft.com/office/drawing/2016/ink" xmlns:am3d="http://schemas.microsoft.com/office/drawing/2017/model3d" xmlns:o="urn:schemas-microsoft-com:office:office" xmlns:oel="http://schemas.microsoft.com/office/2019/extlst" xmlns:r="http://schemas.openxmlformats.org/officeDocument/2006/relationships" xmlns:m="http://schemas.openxmlformats.org/officeDocument/2006/math" xmlns:v="urn:schemas-microsoft-com:vml" xmlns:wp14="http://schemas.microsoft.com/office/word/2010/wordprocessingDrawing" xmlns:wp="http://schemas.openxmlformats.org/drawingml/2006/wordprocessingDrawing" xmlns:w10="urn:schemas-microsoft-com:office:word" xmlns:w="http://schemas.openxmlformats.org/wordprocessingml/2006/main" xmlns:w14="http://schemas.microsoft.com/office/word/2010/wordml" xmlns:w15="http://schemas.microsoft.com/office/word/2012/wordml" xmlns:w16cex="http://schemas.microsoft.com/office/word/2018/wordml/cex" xmlns:w16cid="http://schemas.microsoft.com/office/word/2016/wordml/cid" xmlns:w16="http://schemas.microsoft.com/office/word/2018/wordml" xmlns:w16sdtdh="http://schemas.microsoft.com/office/word/2020/wordml/sdtdatahash" xmlns:w16se="http://schemas.microsoft.com/office/word/2015/wordml/symex" xmlns:wpg="http://schemas.microsoft.com/office/word/2010/wordprocessingGroup" xmlns:wpi="http://schemas.microsoft.com/office/word/2010/wordprocessingInk" xmlns:wne="http://schemas.microsoft.com/office/word/2006/wordml" xmlns:wps="http://schemas.microsoft.com/office/word/2010/wordprocessingShape" mc:Ignorable="w14 w15 w16se w16cid w16 w16cex w16sdtdh wp14">
+<w:hdr xmlns:wpc="http://schemas.microsoft.com/office/word/2010/wordprocessingCanvas" xmlns:cx="http://schemas.microsoft.com/office/drawing/2014/chartex" xmlns:cx1="http://schemas.microsoft.com/office/drawing/2015/9/8/chartex" xmlns:cx2="http://schemas.microsoft.com/office/drawing/2015/10/21/chartex" xmlns:cx3="http://schemas.microsoft.com/office/drawing/2016/5/9/chartex" xmlns:cx4="http://schemas.microsoft.com/office/drawing/2016/5/10/chartex" xmlns:cx5="http://schemas.microsoft.com/office/drawing/2016/5/11/chartex" xmlns:cx6="http://schemas.microsoft.com/office/drawing/2016/5/12/chartex" xmlns:cx7="http://schemas.microsoft.com/office/drawing/2016/5/13/chartex" xmlns:cx8="http://schemas.microsoft.com/office/drawing/2016/5/14/chartex" xmlns:mc="http://schemas.openxmlformats.org/markup-compatibility/2006" xmlns:aink="http://schemas.microsoft.com/office/drawing/2016/ink" xmlns:am3d="http://schemas.microsoft.com/office/drawing/2017/model3d" xmlns:o="urn:schemas-microsoft-com:office:office" xmlns:oel="http://schemas.microsoft.com/office/2019/extlst" xmlns:r="http://schemas.openxmlformats.org/officeDocument/2006/relationships" xmlns:m="http://schemas.openxmlformats.org/officeDocument/2006/math" xmlns:v="urn:schemas-microsoft-com:vml" xmlns:wp14="http://schemas.microsoft.com/office/word/2010/wordprocessingDrawing" xmlns:wp="http://schemas.openxmlformats.org/drawingml/2006/wordprocessingDrawing" xmlns:w10="urn:schemas-microsoft-com:office:word" xmlns:w="http://schemas.openxmlformats.org/wordprocessingml/2006/main" xmlns:w14="http://schemas.microsoft.com/office/word/2010/wordml" xmlns:w15="http://schemas.microsoft.com/office/word/2012/wordml" xmlns:w16cex="http://schemas.microsoft.com/office/word/2018/wordml/cex" xmlns:w16cid="http://schemas.microsoft.com/office/word/2016/wordml/cid" xmlns:w16="http://schemas.microsoft.com/office/word/2018/wordml" xmlns:w16du="http://schemas.microsoft.com/office/word/2023/wordml/word16du" xmlns:w16sdtdh="http://schemas.microsoft.com/office/word/2020/wordml/sdtdatahash" xmlns:w16sdtfl="http://schemas.microsoft.com/office/word/2024/wordml/sdtformatlock" xmlns:w16se="http://schemas.microsoft.com/office/word/2015/wordml/symex" xmlns:wpg="http://schemas.microsoft.com/office/word/2010/wordprocessingGroup" xmlns:wpi="http://schemas.microsoft.com/office/word/2010/wordprocessingInk" xmlns:wne="http://schemas.microsoft.com/office/word/2006/wordml" xmlns:wps="http://schemas.microsoft.com/office/word/2010/wordprocessingShape" mc:Ignorable="w14 w15 w16se w16cid w16 w16cex w16sdtdh w16sdtfl w16du wp14">
   <w:p>
     <w:pPr>
       <w:pStyle w:val="Header"/>
@@ -1230,7 +1262,7 @@
 </file>
 
 <file path=word/header2.xml><?xml version="1.0" encoding="utf-8"?>
-<w:hdr xmlns:wpc="http://schemas.microsoft.com/office/word/2010/wordprocessingCanvas" xmlns:cx="http://schemas.microsoft.com/office/drawing/2014/chartex" xmlns:cx1="http://schemas.microsoft.com/office/drawing/2015/9/8/chartex" xmlns:cx2="http://schemas.microsoft.com/office/drawing/2015/10/21/chartex" xmlns:cx3="http://schemas.microsoft.com/office/drawing/2016/5/9/chartex" xmlns:cx4="http://schemas.microsoft.com/office/drawing/2016/5/10/chartex" xmlns:cx5="http://schemas.microsoft.com/office/drawing/2016/5/11/chartex" xmlns:cx6="http://schemas.microsoft.com/office/drawing/2016/5/12/chartex" xmlns:cx7="http://schemas.microsoft.com/office/drawing/2016/5/13/chartex" xmlns:cx8="http://schemas.microsoft.com/office/drawing/2016/5/14/chartex" xmlns:mc="http://schemas.openxmlformats.org/markup-compatibility/2006" xmlns:aink="http://schemas.microsoft.com/office/drawing/2016/ink" xmlns:am3d="http://schemas.microsoft.com/office/drawing/2017/model3d" xmlns:o="urn:schemas-microsoft-com:office:office" xmlns:oel="http://schemas.microsoft.com/office/2019/extlst" xmlns:r="http://schemas.openxmlformats.org/officeDocument/2006/relationships" xmlns:m="http://schemas.openxmlformats.org/officeDocument/2006/math" xmlns:v="urn:schemas-microsoft-com:vml" xmlns:wp14="http://schemas.microsoft.com/office/word/2010/wordprocessingDrawing" xmlns:wp="http://schemas.openxmlformats.org/drawingml/2006/wordprocessingDrawing" xmlns:w10="urn:schemas-microsoft-com:office:word" xmlns:w="http://schemas.openxmlformats.org/wordprocessingml/2006/main" xmlns:w14="http://schemas.microsoft.com/office/word/2010/wordml" xmlns:w15="http://schemas.microsoft.com/office/word/2012/wordml" xmlns:w16cex="http://schemas.microsoft.com/office/word/2018/wordml/cex" xmlns:w16cid="http://schemas.microsoft.com/office/word/2016/wordml/cid" xmlns:w16="http://schemas.microsoft.com/office/word/2018/wordml" xmlns:w16sdtdh="http://schemas.microsoft.com/office/word/2020/wordml/sdtdatahash" xmlns:w16se="http://schemas.microsoft.com/office/word/2015/wordml/symex" xmlns:wpg="http://schemas.microsoft.com/office/word/2010/wordprocessingGroup" xmlns:wpi="http://schemas.microsoft.com/office/word/2010/wordprocessingInk" xmlns:wne="http://schemas.microsoft.com/office/word/2006/wordml" xmlns:wps="http://schemas.microsoft.com/office/word/2010/wordprocessingShape" mc:Ignorable="w14 w15 w16se w16cid w16 w16cex w16sdtdh wp14">
+<w:hdr xmlns:wpc="http://schemas.microsoft.com/office/word/2010/wordprocessingCanvas" xmlns:cx="http://schemas.microsoft.com/office/drawing/2014/chartex" xmlns:cx1="http://schemas.microsoft.com/office/drawing/2015/9/8/chartex" xmlns:cx2="http://schemas.microsoft.com/office/drawing/2015/10/21/chartex" xmlns:cx3="http://schemas.microsoft.com/office/drawing/2016/5/9/chartex" xmlns:cx4="http://schemas.microsoft.com/office/drawing/2016/5/10/chartex" xmlns:cx5="http://schemas.microsoft.com/office/drawing/2016/5/11/chartex" xmlns:cx6="http://schemas.microsoft.com/office/drawing/2016/5/12/chartex" xmlns:cx7="http://schemas.microsoft.com/office/drawing/2016/5/13/chartex" xmlns:cx8="http://schemas.microsoft.com/office/drawing/2016/5/14/chartex" xmlns:mc="http://schemas.openxmlformats.org/markup-compatibility/2006" xmlns:aink="http://schemas.microsoft.com/office/drawing/2016/ink" xmlns:am3d="http://schemas.microsoft.com/office/drawing/2017/model3d" xmlns:o="urn:schemas-microsoft-com:office:office" xmlns:oel="http://schemas.microsoft.com/office/2019/extlst" xmlns:r="http://schemas.openxmlformats.org/officeDocument/2006/relationships" xmlns:m="http://schemas.openxmlformats.org/officeDocument/2006/math" xmlns:v="urn:schemas-microsoft-com:vml" xmlns:wp14="http://schemas.microsoft.com/office/word/2010/wordprocessingDrawing" xmlns:wp="http://schemas.openxmlformats.org/drawingml/2006/wordprocessingDrawing" xmlns:w10="urn:schemas-microsoft-com:office:word" xmlns:w="http://schemas.openxmlformats.org/wordprocessingml/2006/main" xmlns:w14="http://schemas.microsoft.com/office/word/2010/wordml" xmlns:w15="http://schemas.microsoft.com/office/word/2012/wordml" xmlns:w16cex="http://schemas.microsoft.com/office/word/2018/wordml/cex" xmlns:w16cid="http://schemas.microsoft.com/office/word/2016/wordml/cid" xmlns:w16="http://schemas.microsoft.com/office/word/2018/wordml" xmlns:w16du="http://schemas.microsoft.com/office/word/2023/wordml/word16du" xmlns:w16sdtdh="http://schemas.microsoft.com/office/word/2020/wordml/sdtdatahash" xmlns:w16sdtfl="http://schemas.microsoft.com/office/word/2024/wordml/sdtformatlock" xmlns:w16se="http://schemas.microsoft.com/office/word/2015/wordml/symex" xmlns:wpg="http://schemas.microsoft.com/office/word/2010/wordprocessingGroup" xmlns:wpi="http://schemas.microsoft.com/office/word/2010/wordprocessingInk" xmlns:wne="http://schemas.microsoft.com/office/word/2006/wordml" xmlns:wps="http://schemas.microsoft.com/office/word/2010/wordprocessingShape" mc:Ignorable="w14 w15 w16se w16cid w16 w16cex w16sdtdh w16sdtfl w16du wp14">
   <w:p>
     <w:pPr>
       <w:pStyle w:val="Header"/>
@@ -1241,7 +1273,7 @@
 </file>
 
 <file path=word/header3.xml><?xml version="1.0" encoding="utf-8"?>
-<w:hdr xmlns:wpc="http://schemas.microsoft.com/office/word/2010/wordprocessingCanvas" xmlns:cx="http://schemas.microsoft.com/office/drawing/2014/chartex" xmlns:cx1="http://schemas.microsoft.com/office/drawing/2015/9/8/chartex" xmlns:cx2="http://schemas.microsoft.com/office/drawing/2015/10/21/chartex" xmlns:cx3="http://schemas.microsoft.com/office/drawing/2016/5/9/chartex" xmlns:cx4="http://schemas.microsoft.com/office/drawing/2016/5/10/chartex" xmlns:cx5="http://schemas.microsoft.com/office/drawing/2016/5/11/chartex" xmlns:cx6="http://schemas.microsoft.com/office/drawing/2016/5/12/chartex" xmlns:cx7="http://schemas.microsoft.com/office/drawing/2016/5/13/chartex" xmlns:cx8="http://schemas.microsoft.com/office/drawing/2016/5/14/chartex" xmlns:mc="http://schemas.openxmlformats.org/markup-compatibility/2006" xmlns:aink="http://schemas.microsoft.com/office/drawing/2016/ink" xmlns:am3d="http://schemas.microsoft.com/office/drawing/2017/model3d" xmlns:o="urn:schemas-microsoft-com:office:office" xmlns:oel="http://schemas.microsoft.com/office/2019/extlst" xmlns:r="http://schemas.openxmlformats.org/officeDocument/2006/relationships" xmlns:m="http://schemas.openxmlformats.org/officeDocument/2006/math" xmlns:v="urn:schemas-microsoft-com:vml" xmlns:wp14="http://schemas.microsoft.com/office/word/2010/wordprocessingDrawing" xmlns:wp="http://schemas.openxmlformats.org/drawingml/2006/wordprocessingDrawing" xmlns:w10="urn:schemas-microsoft-com:office:word" xmlns:w="http://schemas.openxmlformats.org/wordprocessingml/2006/main" xmlns:w14="http://schemas.microsoft.com/office/word/2010/wordml" xmlns:w15="http://schemas.microsoft.com/office/word/2012/wordml" xmlns:w16cex="http://schemas.microsoft.com/office/word/2018/wordml/cex" xmlns:w16cid="http://schemas.microsoft.com/office/word/2016/wordml/cid" xmlns:w16="http://schemas.microsoft.com/office/word/2018/wordml" xmlns:w16sdtdh="http://schemas.microsoft.com/office/word/2020/wordml/sdtdatahash" xmlns:w16se="http://schemas.microsoft.com/office/word/2015/wordml/symex" xmlns:wpg="http://schemas.microsoft.com/office/word/2010/wordprocessingGroup" xmlns:wpi="http://schemas.microsoft.com/office/word/2010/wordprocessingInk" xmlns:wne="http://schemas.microsoft.com/office/word/2006/wordml" xmlns:wps="http://schemas.microsoft.com/office/word/2010/wordprocessingShape" mc:Ignorable="w14 w15 w16se w16cid w16 w16cex w16sdtdh wp14">
+<w:hdr xmlns:wpc="http://schemas.microsoft.com/office/word/2010/wordprocessingCanvas" xmlns:cx="http://schemas.microsoft.com/office/drawing/2014/chartex" xmlns:cx1="http://schemas.microsoft.com/office/drawing/2015/9/8/chartex" xmlns:cx2="http://schemas.microsoft.com/office/drawing/2015/10/21/chartex" xmlns:cx3="http://schemas.microsoft.com/office/drawing/2016/5/9/chartex" xmlns:cx4="http://schemas.microsoft.com/office/drawing/2016/5/10/chartex" xmlns:cx5="http://schemas.microsoft.com/office/drawing/2016/5/11/chartex" xmlns:cx6="http://schemas.microsoft.com/office/drawing/2016/5/12/chartex" xmlns:cx7="http://schemas.microsoft.com/office/drawing/2016/5/13/chartex" xmlns:cx8="http://schemas.microsoft.com/office/drawing/2016/5/14/chartex" xmlns:mc="http://schemas.openxmlformats.org/markup-compatibility/2006" xmlns:aink="http://schemas.microsoft.com/office/drawing/2016/ink" xmlns:am3d="http://schemas.microsoft.com/office/drawing/2017/model3d" xmlns:o="urn:schemas-microsoft-com:office:office" xmlns:oel="http://schemas.microsoft.com/office/2019/extlst" xmlns:r="http://schemas.openxmlformats.org/officeDocument/2006/relationships" xmlns:m="http://schemas.openxmlformats.org/officeDocument/2006/math" xmlns:v="urn:schemas-microsoft-com:vml" xmlns:wp14="http://schemas.microsoft.com/office/word/2010/wordprocessingDrawing" xmlns:wp="http://schemas.openxmlformats.org/drawingml/2006/wordprocessingDrawing" xmlns:w10="urn:schemas-microsoft-com:office:word" xmlns:w="http://schemas.openxmlformats.org/wordprocessingml/2006/main" xmlns:w14="http://schemas.microsoft.com/office/word/2010/wordml" xmlns:w15="http://schemas.microsoft.com/office/word/2012/wordml" xmlns:w16cex="http://schemas.microsoft.com/office/word/2018/wordml/cex" xmlns:w16cid="http://schemas.microsoft.com/office/word/2016/wordml/cid" xmlns:w16="http://schemas.microsoft.com/office/word/2018/wordml" xmlns:w16du="http://schemas.microsoft.com/office/word/2023/wordml/word16du" xmlns:w16sdtdh="http://schemas.microsoft.com/office/word/2020/wordml/sdtdatahash" xmlns:w16sdtfl="http://schemas.microsoft.com/office/word/2024/wordml/sdtformatlock" xmlns:w16se="http://schemas.microsoft.com/office/word/2015/wordml/symex" xmlns:wpg="http://schemas.microsoft.com/office/word/2010/wordprocessingGroup" xmlns:wpi="http://schemas.microsoft.com/office/word/2010/wordprocessingInk" xmlns:wne="http://schemas.microsoft.com/office/word/2006/wordml" xmlns:wps="http://schemas.microsoft.com/office/word/2010/wordprocessingShape" mc:Ignorable="w14 w15 w16se w16cid w16 w16cex w16sdtdh w16sdtfl w16du wp14">
   <w:p>
     <w:pPr>
       <w:pStyle w:val="Header"/>
@@ -1250,7 +1282,7 @@
     <w:r>
       <w:tab/>
       <w:tab/>
-      <w:t>2026-06-17</w:t>
+      <w:t>2026-06-18</w:t>
       <w:br/>
       <w:br/>
     </w:r>
@@ -1267,7 +1299,7 @@
 </file>
 
 <file path=word/numbering.xml><?xml version="1.0" encoding="utf-8"?>
-<w:numbering xmlns:wpc="http://schemas.microsoft.com/office/word/2010/wordprocessingCanvas" xmlns:cx="http://schemas.microsoft.com/office/drawing/2014/chartex" xmlns:cx1="http://schemas.microsoft.com/office/drawing/2015/9/8/chartex" xmlns:cx2="http://schemas.microsoft.com/office/drawing/2015/10/21/chartex" xmlns:cx3="http://schemas.microsoft.com/office/drawing/2016/5/9/chartex" xmlns:cx4="http://schemas.microsoft.com/office/drawing/2016/5/10/chartex" xmlns:cx5="http://schemas.microsoft.com/office/drawing/2016/5/11/chartex" xmlns:cx6="http://schemas.microsoft.com/office/drawing/2016/5/12/chartex" xmlns:cx7="http://schemas.microsoft.com/office/drawing/2016/5/13/chartex" xmlns:cx8="http://schemas.microsoft.com/office/drawing/2016/5/14/chartex" xmlns:mc="http://schemas.openxmlformats.org/markup-compatibility/2006" xmlns:aink="http://schemas.microsoft.com/office/drawing/2016/ink" xmlns:am3d="http://schemas.microsoft.com/office/drawing/2017/model3d" xmlns:o="urn:schemas-microsoft-com:office:office" xmlns:oel="http://schemas.microsoft.com/office/2019/extlst" xmlns:r="http://schemas.openxmlformats.org/officeDocument/2006/relationships" xmlns:m="http://schemas.openxmlformats.org/officeDocument/2006/math" xmlns:v="urn:schemas-microsoft-com:vml" xmlns:wp14="http://schemas.microsoft.com/office/word/2010/wordprocessingDrawing" xmlns:wp="http://schemas.openxmlformats.org/drawingml/2006/wordprocessingDrawing" xmlns:w10="urn:schemas-microsoft-com:office:word" xmlns:w="http://schemas.openxmlformats.org/wordprocessingml/2006/main" xmlns:w14="http://schemas.microsoft.com/office/word/2010/wordml" xmlns:w15="http://schemas.microsoft.com/office/word/2012/wordml" xmlns:w16cex="http://schemas.microsoft.com/office/word/2018/wordml/cex" xmlns:w16cid="http://schemas.microsoft.com/office/word/2016/wordml/cid" xmlns:w16="http://schemas.microsoft.com/office/word/2018/wordml" xmlns:w16sdtdh="http://schemas.microsoft.com/office/word/2020/wordml/sdtdatahash" xmlns:w16se="http://schemas.microsoft.com/office/word/2015/wordml/symex" xmlns:wpg="http://schemas.microsoft.com/office/word/2010/wordprocessingGroup" xmlns:wpi="http://schemas.microsoft.com/office/word/2010/wordprocessingInk" xmlns:wne="http://schemas.microsoft.com/office/word/2006/wordml" xmlns:wps="http://schemas.microsoft.com/office/word/2010/wordprocessingShape" mc:Ignorable="w14 w15 w16se w16cid w16 w16cex w16sdtdh wp14">
+<w:numbering xmlns:wpc="http://schemas.microsoft.com/office/word/2010/wordprocessingCanvas" xmlns:cx="http://schemas.microsoft.com/office/drawing/2014/chartex" xmlns:cx1="http://schemas.microsoft.com/office/drawing/2015/9/8/chartex" xmlns:cx2="http://schemas.microsoft.com/office/drawing/2015/10/21/chartex" xmlns:cx3="http://schemas.microsoft.com/office/drawing/2016/5/9/chartex" xmlns:cx4="http://schemas.microsoft.com/office/drawing/2016/5/10/chartex" xmlns:cx5="http://schemas.microsoft.com/office/drawing/2016/5/11/chartex" xmlns:cx6="http://schemas.microsoft.com/office/drawing/2016/5/12/chartex" xmlns:cx7="http://schemas.microsoft.com/office/drawing/2016/5/13/chartex" xmlns:cx8="http://schemas.microsoft.com/office/drawing/2016/5/14/chartex" xmlns:mc="http://schemas.openxmlformats.org/markup-compatibility/2006" xmlns:aink="http://schemas.microsoft.com/office/drawing/2016/ink" xmlns:am3d="http://schemas.microsoft.com/office/drawing/2017/model3d" xmlns:o="urn:schemas-microsoft-com:office:office" xmlns:oel="http://schemas.microsoft.com/office/2019/extlst" xmlns:r="http://schemas.openxmlformats.org/officeDocument/2006/relationships" xmlns:m="http://schemas.openxmlformats.org/officeDocument/2006/math" xmlns:v="urn:schemas-microsoft-com:vml" xmlns:wp14="http://schemas.microsoft.com/office/word/2010/wordprocessingDrawing" xmlns:wp="http://schemas.openxmlformats.org/drawingml/2006/wordprocessingDrawing" xmlns:w10="urn:schemas-microsoft-com:office:word" xmlns:w="http://schemas.openxmlformats.org/wordprocessingml/2006/main" xmlns:w14="http://schemas.microsoft.com/office/word/2010/wordml" xmlns:w15="http://schemas.microsoft.com/office/word/2012/wordml" xmlns:w16cex="http://schemas.microsoft.com/office/word/2018/wordml/cex" xmlns:w16cid="http://schemas.microsoft.com/office/word/2016/wordml/cid" xmlns:w16="http://schemas.microsoft.com/office/word/2018/wordml" xmlns:w16du="http://schemas.microsoft.com/office/word/2023/wordml/word16du" xmlns:w16sdtdh="http://schemas.microsoft.com/office/word/2020/wordml/sdtdatahash" xmlns:w16sdtfl="http://schemas.microsoft.com/office/word/2024/wordml/sdtformatlock" xmlns:w16se="http://schemas.microsoft.com/office/word/2015/wordml/symex" xmlns:wpg="http://schemas.microsoft.com/office/word/2010/wordprocessingGroup" xmlns:wpi="http://schemas.microsoft.com/office/word/2010/wordprocessingInk" xmlns:wne="http://schemas.microsoft.com/office/word/2006/wordml" xmlns:wps="http://schemas.microsoft.com/office/word/2010/wordprocessingShape" mc:Ignorable="w14 w15 w16se w16cid w16 w16cex w16sdtdh w16sdtfl w16du wp14">
   <w:abstractNum w:abstractNumId="0" w15:restartNumberingAfterBreak="0">
     <w:nsid w:val="FFFFFF7C"/>
     <w:multiLevelType w:val="singleLevel"/>
@@ -1470,7 +1502,7 @@
 </file>
 
 <file path=word/styles.xml><?xml version="1.0" encoding="utf-8"?>
-<w:styles xmlns:mc="http://schemas.openxmlformats.org/markup-compatibility/2006" xmlns:r="http://schemas.openxmlformats.org/officeDocument/2006/relationships" xmlns:w="http://schemas.openxmlformats.org/wordprocessingml/2006/main" xmlns:w14="http://schemas.microsoft.com/office/word/2010/wordml" xmlns:w15="http://schemas.microsoft.com/office/word/2012/wordml" xmlns:w16cex="http://schemas.microsoft.com/office/word/2018/wordml/cex" xmlns:w16cid="http://schemas.microsoft.com/office/word/2016/wordml/cid" xmlns:w16="http://schemas.microsoft.com/office/word/2018/wordml" xmlns:w16sdtdh="http://schemas.microsoft.com/office/word/2020/wordml/sdtdatahash" xmlns:w16se="http://schemas.microsoft.com/office/word/2015/wordml/symex" mc:Ignorable="w14 w15 w16se w16cid w16 w16cex w16sdtdh">
+<w:styles xmlns:mc="http://schemas.openxmlformats.org/markup-compatibility/2006" xmlns:r="http://schemas.openxmlformats.org/officeDocument/2006/relationships" xmlns:w="http://schemas.openxmlformats.org/wordprocessingml/2006/main" xmlns:w14="http://schemas.microsoft.com/office/word/2010/wordml" xmlns:w15="http://schemas.microsoft.com/office/word/2012/wordml" xmlns:w16cex="http://schemas.microsoft.com/office/word/2018/wordml/cex" xmlns:w16cid="http://schemas.microsoft.com/office/word/2016/wordml/cid" xmlns:w16="http://schemas.microsoft.com/office/word/2018/wordml" xmlns:w16du="http://schemas.microsoft.com/office/word/2023/wordml/word16du" xmlns:w16sdtdh="http://schemas.microsoft.com/office/word/2020/wordml/sdtdatahash" xmlns:w16sdtfl="http://schemas.microsoft.com/office/word/2024/wordml/sdtformatlock" xmlns:w16se="http://schemas.microsoft.com/office/word/2015/wordml/symex" mc:Ignorable="w14 w15 w16se w16cid w16 w16cex w16sdtdh w16sdtfl w16du">
   <w:docDefaults>
     <w:rPrDefault>
       <w:rPr>
@@ -2228,7 +2260,7 @@
     <w:link w:val="TitleChar"/>
     <w:uiPriority w:val="10"/>
     <w:qFormat/>
-    <w:rsid w:val="007106C8"/>
+    <w:rsid w:val="00E854FA"/>
     <w:pPr>
       <w:spacing w:after="300" w:line="240" w:lineRule="auto"/>
       <w:contextualSpacing/>
@@ -2238,7 +2270,7 @@
       <w:rFonts w:eastAsiaTheme="majorEastAsia" w:cstheme="majorBidi"/>
       <w:spacing w:val="5"/>
       <w:kern w:val="28"/>
-      <w:sz w:val="52"/>
+      <w:sz w:val="40"/>
       <w:szCs w:val="52"/>
       <w:lang w:val="sv-SE" w:eastAsia="en-US" w:bidi="ar-SA"/>
     </w:rPr>
@@ -2248,12 +2280,12 @@
     <w:basedOn w:val="DefaultParagraphFont"/>
     <w:link w:val="Title"/>
     <w:uiPriority w:val="10"/>
-    <w:rsid w:val="007106C8"/>
+    <w:rsid w:val="00E854FA"/>
     <w:rPr>
       <w:rFonts w:ascii="Times New Roman" w:eastAsiaTheme="majorEastAsia" w:hAnsi="Times New Roman" w:cstheme="majorBidi"/>
       <w:spacing w:val="5"/>
       <w:kern w:val="28"/>
-      <w:sz w:val="52"/>
+      <w:sz w:val="40"/>
       <w:szCs w:val="52"/>
       <w:lang w:val="sv-SE" w:eastAsia="en-US" w:bidi="ar-SA"/>
     </w:rPr>

--- a/klagomål/A 19645-2026 FSC-klagomål.docx
+++ b/klagomål/A 19645-2026 FSC-klagomål.docx
@@ -1282,7 +1282,7 @@
     <w:r>
       <w:tab/>
       <w:tab/>
-      <w:t>2026-06-18</w:t>
+      <w:t>2026-06-19</w:t>
       <w:br/>
       <w:br/>
     </w:r>

--- a/klagomål/A 19645-2026 FSC-klagomål.docx
+++ b/klagomål/A 19645-2026 FSC-klagomål.docx
@@ -1282,7 +1282,7 @@
     <w:r>
       <w:tab/>
       <w:tab/>
-      <w:t>2026-06-19</w:t>
+      <w:t>2026-06-20</w:t>
       <w:br/>
       <w:br/>
     </w:r>

--- a/klagomål/A 19645-2026 FSC-klagomål.docx
+++ b/klagomål/A 19645-2026 FSC-klagomål.docx
@@ -168,38 +168,7 @@
     </w:p>
     <w:p>
       <w:r>
-        <w:t>Detta dokument behandlar höga naturvärden i avverkningsanmälan A 19645-2026 i Ljusnarsbergs kommun som inkom 2026-04-21 och omfattar 20,2 ha.</w:t>
-      </w:r>
-    </w:p>
-    <w:p>
-      <w:r>
-        <w:t>Nedan presenteras fynd av naturvårdsarter och fridlysta arter som gjorts i det avverkningsanmälda området, samt relevanta utdrag ur standarderna för FSC, Chain of Custody, Controlled Wood och PEFC. I BILAGA 1 finns artfakta om fridlysta arter.</w:t>
-      </w:r>
-    </w:p>
-    <w:p>
-      <w:r>
-        <w:t>Vi förväntar oss att ni återkommer med ett skriftligt svar på vårt klagomål och även beskriver vilka korrigerande åtgärder ni satt in för att rätta till identifierade brister i er efterlevnad av den svenska FSC standarden.</w:t>
-      </w:r>
-    </w:p>
-    <w:p>
-      <w:pPr>
-        <w:pStyle w:val="Heading1"/>
-      </w:pPr>
-      <w:r>
-        <w:t>Naturvårdsarter</w:t>
-      </w:r>
-    </w:p>
-    <w:p>
-      <w:r>
-        <w:t>I avverkningsanmälan har följande 14 naturvårdsarter hittats: hussvala (VU, §4), tornseglare (VU, §4), enkelbeckasin (NT, §4), grönsångare (NT, §4), grön sköldmossa (S, T, §8), trådticka (S, T), mindre flugsnappare (T, §4), spillkråka (T, §4), tofsmes (T, §4), grönsiska (§4), kungsfågel (§4), smålom (§4), svartvit flugsnappare (§4) och trana (§4). Av dessa är 4 rödlistade. För rödlistade arter har rödlistekategorin angivits inom parentes. Arter som är signalarter enligt Skogsstyrelsen har markerats med (S). Typiska arter inom Natura 2000 som är kopplade till skogsekosystem har markerats med (T). För fridlysta arter anges även paragrafen i Artskyddsförordningen som arten är fridlyst enligt.</w:t>
-      </w:r>
-    </w:p>
-    <w:p>
-      <w:r>
-        <w:t>De påträffade naturvårdsarterna är ett tydligt kvitto på att det rör sig om en skog med höga naturvärden.</w:t>
-      </w:r>
-      <w:r>
-        <w:t xml:space="preserve"> I Figur 1 visas fyndplatser för naturvårdsarter i området, som finns registrerade på Artportalen.</w:t>
+        <w:t>Detta klagomål behandlar höga naturvärden i avverkningsanmälan A 19645-2026 i Ljusnarsbergs kommun som inkom 2026-04-21 och omfattar 20,2 ha.</w:t>
       </w:r>
     </w:p>
     <w:p>
@@ -247,34 +216,57 @@
         <w:spacing w:after="240"/>
       </w:pPr>
       <w:r>
-        <w:t>Figur 1. Fyndplatser för naturvårdsarter i avverkningsanmälan (röd linje). Markörer utan svart kant är placerade på fyndplatsen. Markörer med svart kant är placerade vid sidan av fyndplatsen och har ett svart streck som visar fyndplatsens exakta position. Kartans mittpunktskoordinat är N 6631049, E 498542 i SWEREF 99 TM.</w:t>
+        <w:t>Figur 1. Fyndplatser för naturvårdsarter i avverkningsanmälan. Markörer utan svart kant är placerade på fyndplatsen. Markörer med svart kant är placerade vid sidan av fyndplatsen har ett svart streck som visar fyndplatsens exakta position. Kartans mittpunktskoordinat är N 6631049, E 498542 i SWEREF 99 TM.</w:t>
       </w:r>
     </w:p>
     <w:p>
-      <w:pPr>
-        <w:pStyle w:val="Heading2"/>
-      </w:pPr>
-      <w:r>
-        <w:t>Fridlysta arter</w:t>
+      <w:r>
+        <w:t>I avverkningsanmälan finns fynd av 14 naturvårdsarter, varav 4 är rödlistade, 13 är fridlysta, 5 är typiska (T) och 2 är signalarter (S): hussvala (VU, §4), tornseglare (VU, §4), enkelbeckasin (NT, §4), grönsångare (NT, §4), grön sköldmossa (S, T, §8), trådticka (S, T), mindre flugsnappare (T, §4), spillkråka (T, §4), tofsmes (T, §4), grönsiska (§4), kungsfågel (§4), smålom (§4), svartvit flugsnappare (§4) och trana (§4). Se Figur 1.</w:t>
       </w:r>
     </w:p>
     <w:p>
       <w:r>
-        <w:t>Följande fridlysta arter har sina livsmiljöer och växtplatser i den avverkningsanmälda skogen: hussvala (VU, §4), tornseglare (VU, §4), enkelbeckasin (NT, §4), grönsångare (NT, §4), grön sköldmossa (S, T, §8), mindre flugsnappare (T, §4), spillkråka (T, §4), tofsmes (T, §4), grönsiska (§4), kungsfågel (§4), smålom (§4), svartvit flugsnappare (§4) och trana (§4).</w:t>
+        <w:t>Nedan presenteras relevanta utdrag ur standarderna för FSC, Chain of Custody, Controlled Wood och PEFC.</w:t>
       </w:r>
     </w:p>
     <w:p>
       <w:r>
-        <w:t xml:space="preserve">Observera att medlemsländerna är skyldiga att agera i enlighet med EU:s fågeldirektiv där det uttryckligen står att direktivet gäller för fåglar samt för deras ägg, bon och </w:t>
-      </w:r>
+        <w:t>Vi förväntar oss att ni återkommer med ett skriftligt svar på vårt klagomål och även beskriver vilka korrigerande åtgärder ni satt in för att rätta till identifierade brister i er efterlevnad av den svenska FSC standarden.</w:t>
+      </w:r>
+    </w:p>
+    <w:p>
+      <w:pPr>
+        <w:pStyle w:val="Heading1"/>
+      </w:pPr>
+      <w:r>
+        <w:t>Naturvårdsarter och fridlysta arter</w:t>
+      </w:r>
+    </w:p>
+    <w:p>
+      <w:r>
+        <w:t>Nedan följer beskrivningar av de naturvårdsarter och fridlysta arter som har sina livsmiljöer och växtplatser i den avverkningsanmälda skogen. Se även ytterligare artfakta i BILAGA 1. De påträffade naturvårdsarterna är ett tydligt kvitto på att det rör sig om en skog med höga naturvärden.</w:t>
+      </w:r>
+    </w:p>
+    <w:p>
       <w:r>
         <w:rPr>
           <w:b/>
         </w:rPr>
-        <w:t xml:space="preserve">livsmiljöer </w:t>
-      </w:r>
-      <w:r>
-        <w:t>(artikel 1). Vidare att de åtgärder som vidtas inte får leda till en försämring av den nuvarande situationen beträffande bevarandet av de fågelarter som avses i artikel 1 (artikel 13). Fågeldirektivet är styrande för tillsynsansvariga myndigheters ärendehantering, ställningstaganden och beslutsfattande.</w:t>
+        <w:t>Tornseglare (VU, §4)</w:t>
+      </w:r>
+      <w:r>
+        <w:t xml:space="preserve"> har minskat med 40 (30–50) % under de senaste 24 åren och minskningstakten överstiger gränsvärdet för sårbar (VU). Tornseglaren är en typisk hålhäckare som numera huvudsakligen är knuten till mänsklig bebyggelse. En mindre andel av beståndet häckar i mer ursprungliga miljöer, i första hand i gamla hackspetthål (främst spillkråkehål) och andra typer av håligheter i träd, men även i klippskrevor. I de inre delarna av de två nordligaste länen (Lappland) häckar den huvudsakligen i ren skogsmiljö, framförallt i gammal gles tallskog. För de tornseglare som häckar i träd i Norrlands inland har situationen sannolikt försämrats till följd av minskad mängd hålträd och av stora arealer tät produktionsskog. När arten förekommer i sluten skog handlar det ofta om skyddsvärda skogsmiljöer med äldre tallskog av naturskogskaraktär (SLU Artdatabanken, 2026; Skogsstyrelsen, 2016).</w:t>
+      </w:r>
+    </w:p>
+    <w:p>
+      <w:r>
+        <w:rPr>
+          <w:b/>
+        </w:rPr>
+        <w:t>Grönsångare (NT, §4)</w:t>
+      </w:r>
+      <w:r>
+        <w:t xml:space="preserve"> är rödlistad som nära hotad (NT) och fridlyst enligt 4§ artskyddsförordningen. Den har minskat med 17 (6–24) % under de senaste 10 åren och minskningstakten för den svenska populationen bedöms vara nära gränsvärdet för Sårbar (VU). (A2b). Arten häckar i högstammig skog, främst lövskog men även i granskog, i regel utan kraftigare undervegetation. Den förekommer i södra och mellersta Sverige samt i Norrlands kustland norrut till Norrbotten. Förekommer dessutom sällsynt i Norrlands inland (SLU Artdatabanken, 2024). Orsaken till grönsångarens nedgång och är oklar varvid det är viktigt att försiktighetsprincipen enligt 2 kap. 3 § miljöbalken tillämpas för att bevara artens livsmiljöer och vända den negativa trenden.</w:t>
       </w:r>
     </w:p>
     <w:p>
@@ -311,10 +303,28 @@
         <w:rPr>
           <w:b/>
         </w:rPr>
-        <w:t>Grönsångare (NT, §4)</w:t>
-      </w:r>
-      <w:r>
-        <w:t xml:space="preserve"> är rödlistad som nära hotad (NT) och fridlyst enligt 4§ artskyddsförordningen. Den har minskat med 17 (6–24) % under de senaste 10 åren och minskningstakten för den svenska populationen bedöms vara nära gränsvärdet för Sårbar (VU). (A2b). Arten häckar i högstammig skog, främst lövskog men även i granskog, i regel utan kraftigare undervegetation. Den förekommer i södra och mellersta Sverige samt i Norrlands kustland norrut till Norrbotten. Förekommer dessutom sällsynt i Norrlands inland (SLU Artdatabanken, 2024). Orsaken till grönsångarens nedgång och är oklar varvid det är viktigt att försiktighetsprincipen enligt 2 kap. 3 § miljöbalken tillämpas för att bevara artens livsmiljöer och vända den negativa trenden.</w:t>
+        <w:t xml:space="preserve">Trådticka </w:t>
+      </w:r>
+      <w:r>
+        <w:t xml:space="preserve">är knuten till grova granar i rikare ofta fuktiga miljöer. Den återfinns på både levande och döda träd samt stubbar och nyligen fallna träd. Karaktärsart för äldre fuktiga granskogsbiotoper, och i stor mängd är den en bra signalart för miljöer med andra rödlistade arter. Trådticka är typisk art för </w:t>
+      </w:r>
+      <w:r>
+        <w:rPr>
+          <w:i/>
+        </w:rPr>
+        <w:t xml:space="preserve">9010 Taiga </w:t>
+      </w:r>
+      <w:r>
+        <w:t xml:space="preserve">och </w:t>
+      </w:r>
+      <w:r>
+        <w:rPr>
+          <w:i/>
+        </w:rPr>
+        <w:t xml:space="preserve">9050 Näringsrik granskog </w:t>
+      </w:r>
+      <w:r>
+        <w:t>(SLU Artdatabanken, 2025).</w:t>
       </w:r>
     </w:p>
     <w:p>
@@ -421,59 +431,6 @@
           <w:i/>
         </w:rPr>
         <w:t xml:space="preserve">9010 Taiga </w:t>
-      </w:r>
-      <w:r>
-        <w:t>(SLU Artdatabanken, 2025).</w:t>
-      </w:r>
-    </w:p>
-    <w:p>
-      <w:r>
-        <w:rPr>
-          <w:b/>
-        </w:rPr>
-        <w:t>Tornseglare (VU, §4)</w:t>
-      </w:r>
-      <w:r>
-        <w:t xml:space="preserve"> har minskat med 40 (30–50) % under de senaste 24 åren och minskningstakten överstiger gränsvärdet för sårbar (VU). Tornseglaren är en typisk hålhäckare som numera huvudsakligen är knuten till mänsklig bebyggelse. En mindre andel av beståndet häckar i mer ursprungliga miljöer, i första hand i gamla hackspetthål (främst spillkråkehål) och andra typer av håligheter i träd, men även i klippskrevor. I de inre delarna av de två nordligaste länen (Lappland) häckar den huvudsakligen i ren skogsmiljö, framförallt i gammal gles tallskog. För de tornseglare som häckar i träd i Norrlands inland har situationen sannolikt försämrats till följd av minskad mängd hålträd och av stora arealer tät produktionsskog. När arten förekommer i sluten skog handlar det ofta om skyddsvärda skogsmiljöer med äldre tallskog av naturskogskaraktär (SLU Artdatabanken, 2026; Skogsstyrelsen, 2016).</w:t>
-      </w:r>
-    </w:p>
-    <w:p>
-      <w:r>
-        <w:t>I BILAGA 1 finns mer detaljerad information om ekologi samt krav på livsmiljö hos fridlysta arter.</w:t>
-      </w:r>
-    </w:p>
-    <w:p>
-      <w:pPr>
-        <w:pStyle w:val="Heading2"/>
-      </w:pPr>
-      <w:r>
-        <w:t>Övriga naturvårdsarter</w:t>
-      </w:r>
-    </w:p>
-    <w:p>
-      <w:r>
-        <w:rPr>
-          <w:b/>
-        </w:rPr>
-        <w:t xml:space="preserve">Trådticka </w:t>
-      </w:r>
-      <w:r>
-        <w:t xml:space="preserve">är knuten till grova granar i rikare ofta fuktiga miljöer. Den återfinns på både levande och döda träd samt stubbar och nyligen fallna träd. Karaktärsart för äldre fuktiga granskogsbiotoper, och i stor mängd är den en bra signalart för miljöer med andra rödlistade arter. Trådticka är typisk art för </w:t>
-      </w:r>
-      <w:r>
-        <w:rPr>
-          <w:i/>
-        </w:rPr>
-        <w:t xml:space="preserve">9010 Taiga </w:t>
-      </w:r>
-      <w:r>
-        <w:t xml:space="preserve">och </w:t>
-      </w:r>
-      <w:r>
-        <w:rPr>
-          <w:i/>
-        </w:rPr>
-        <w:t xml:space="preserve">9050 Näringsrik granskog </w:t>
       </w:r>
       <w:r>
         <w:t>(SLU Artdatabanken, 2025).</w:t>
@@ -1282,7 +1239,7 @@
     <w:r>
       <w:tab/>
       <w:tab/>
-      <w:t>2026-06-20</w:t>
+      <w:t>2026-06-21</w:t>
       <w:br/>
       <w:br/>
     </w:r>

--- a/klagomål/A 19645-2026 FSC-klagomål.docx
+++ b/klagomål/A 19645-2026 FSC-klagomål.docx
@@ -1239,7 +1239,7 @@
     <w:r>
       <w:tab/>
       <w:tab/>
-      <w:t>2026-06-21</w:t>
+      <w:t>2026-06-22</w:t>
       <w:br/>
       <w:br/>
     </w:r>

--- a/klagomål/A 19645-2026 FSC-klagomål.docx
+++ b/klagomål/A 19645-2026 FSC-klagomål.docx
@@ -1239,7 +1239,7 @@
     <w:r>
       <w:tab/>
       <w:tab/>
-      <w:t>2026-06-22</w:t>
+      <w:t>2026-06-23</w:t>
       <w:br/>
       <w:br/>
     </w:r>

--- a/klagomål/A 19645-2026 FSC-klagomål.docx
+++ b/klagomål/A 19645-2026 FSC-klagomål.docx
@@ -1239,7 +1239,7 @@
     <w:r>
       <w:tab/>
       <w:tab/>
-      <w:t>2026-06-23</w:t>
+      <w:t>2026-06-24</w:t>
       <w:br/>
       <w:br/>
     </w:r>

--- a/klagomål/A 19645-2026 FSC-klagomål.docx
+++ b/klagomål/A 19645-2026 FSC-klagomål.docx
@@ -1239,7 +1239,7 @@
     <w:r>
       <w:tab/>
       <w:tab/>
-      <w:t>2026-06-24</w:t>
+      <w:t>2026-06-25</w:t>
       <w:br/>
       <w:br/>
     </w:r>

--- a/klagomål/A 19645-2026 FSC-klagomål.docx
+++ b/klagomål/A 19645-2026 FSC-klagomål.docx
@@ -1239,7 +1239,7 @@
     <w:r>
       <w:tab/>
       <w:tab/>
-      <w:t>2026-06-25</w:t>
+      <w:t>2026-06-26</w:t>
       <w:br/>
       <w:br/>
     </w:r>

--- a/klagomål/A 19645-2026 FSC-klagomål.docx
+++ b/klagomål/A 19645-2026 FSC-klagomål.docx
@@ -1239,7 +1239,7 @@
     <w:r>
       <w:tab/>
       <w:tab/>
-      <w:t>2026-06-26</w:t>
+      <w:t>2026-06-27</w:t>
       <w:br/>
       <w:br/>
     </w:r>

--- a/klagomål/A 19645-2026 FSC-klagomål.docx
+++ b/klagomål/A 19645-2026 FSC-klagomål.docx
@@ -1239,7 +1239,7 @@
     <w:r>
       <w:tab/>
       <w:tab/>
-      <w:t>2026-06-27</w:t>
+      <w:t>2026-06-28</w:t>
       <w:br/>
       <w:br/>
     </w:r>

--- a/klagomål/A 19645-2026 FSC-klagomål.docx
+++ b/klagomål/A 19645-2026 FSC-klagomål.docx
@@ -1239,7 +1239,7 @@
     <w:r>
       <w:tab/>
       <w:tab/>
-      <w:t>2026-06-28</w:t>
+      <w:t>2026-06-29</w:t>
       <w:br/>
       <w:br/>
     </w:r>

--- a/klagomål/A 19645-2026 FSC-klagomål.docx
+++ b/klagomål/A 19645-2026 FSC-klagomål.docx
@@ -1239,7 +1239,7 @@
     <w:r>
       <w:tab/>
       <w:tab/>
-      <w:t>2026-06-29</w:t>
+      <w:t>2026-06-30</w:t>
       <w:br/>
       <w:br/>
     </w:r>

--- a/klagomål/A 19645-2026 FSC-klagomål.docx
+++ b/klagomål/A 19645-2026 FSC-klagomål.docx
@@ -1239,7 +1239,7 @@
     <w:r>
       <w:tab/>
       <w:tab/>
-      <w:t>2026-06-30</w:t>
+      <w:t>2026-07-01</w:t>
       <w:br/>
       <w:br/>
     </w:r>

--- a/klagomål/A 19645-2026 FSC-klagomål.docx
+++ b/klagomål/A 19645-2026 FSC-klagomål.docx
@@ -1239,7 +1239,7 @@
     <w:r>
       <w:tab/>
       <w:tab/>
-      <w:t>2026-07-01</w:t>
+      <w:t>2026-07-02</w:t>
       <w:br/>
       <w:br/>
     </w:r>

--- a/klagomål/A 19645-2026 FSC-klagomål.docx
+++ b/klagomål/A 19645-2026 FSC-klagomål.docx
@@ -1239,7 +1239,7 @@
     <w:r>
       <w:tab/>
       <w:tab/>
-      <w:t>2026-07-13</w:t>
+      <w:t>2026-07-14</w:t>
       <w:br/>
       <w:br/>
     </w:r>

--- a/klagomål/A 19645-2026 FSC-klagomål.docx
+++ b/klagomål/A 19645-2026 FSC-klagomål.docx
@@ -1239,7 +1239,7 @@
     <w:r>
       <w:tab/>
       <w:tab/>
-      <w:t>2026-07-14</w:t>
+      <w:t>2026-07-15</w:t>
       <w:br/>
       <w:br/>
     </w:r>

--- a/klagomål/A 19645-2026 FSC-klagomål.docx
+++ b/klagomål/A 19645-2026 FSC-klagomål.docx
@@ -1239,7 +1239,7 @@
     <w:r>
       <w:tab/>
       <w:tab/>
-      <w:t>2026-07-15</w:t>
+      <w:t>2026-07-16</w:t>
       <w:br/>
       <w:br/>
     </w:r>

--- a/klagomål/A 19645-2026 FSC-klagomål.docx
+++ b/klagomål/A 19645-2026 FSC-klagomål.docx
@@ -1239,7 +1239,7 @@
     <w:r>
       <w:tab/>
       <w:tab/>
-      <w:t>2026-07-16</w:t>
+      <w:t>2026-07-17</w:t>
       <w:br/>
       <w:br/>
     </w:r>

--- a/klagomål/A 19645-2026 FSC-klagomål.docx
+++ b/klagomål/A 19645-2026 FSC-klagomål.docx
@@ -1239,7 +1239,7 @@
     <w:r>
       <w:tab/>
       <w:tab/>
-      <w:t>2026-07-17</w:t>
+      <w:t>2026-07-18</w:t>
       <w:br/>
       <w:br/>
     </w:r>

--- a/klagomål/A 19645-2026 FSC-klagomål.docx
+++ b/klagomål/A 19645-2026 FSC-klagomål.docx
@@ -1239,7 +1239,7 @@
     <w:r>
       <w:tab/>
       <w:tab/>
-      <w:t>2026-07-18</w:t>
+      <w:t>2026-07-19</w:t>
       <w:br/>
       <w:br/>
     </w:r>

--- a/klagomål/A 19645-2026 FSC-klagomål.docx
+++ b/klagomål/A 19645-2026 FSC-klagomål.docx
@@ -1239,7 +1239,7 @@
     <w:r>
       <w:tab/>
       <w:tab/>
-      <w:t>2026-07-19</w:t>
+      <w:t>2026-07-20</w:t>
       <w:br/>
       <w:br/>
     </w:r>

--- a/klagomål/A 19645-2026 FSC-klagomål.docx
+++ b/klagomål/A 19645-2026 FSC-klagomål.docx
@@ -1239,7 +1239,7 @@
     <w:r>
       <w:tab/>
       <w:tab/>
-      <w:t>2026-07-20</w:t>
+      <w:t>2026-07-21</w:t>
       <w:br/>
       <w:br/>
     </w:r>

--- a/klagomål/A 19645-2026 FSC-klagomål.docx
+++ b/klagomål/A 19645-2026 FSC-klagomål.docx
@@ -1239,7 +1239,7 @@
     <w:r>
       <w:tab/>
       <w:tab/>
-      <w:t>2026-07-21</w:t>
+      <w:t>2026-07-22</w:t>
       <w:br/>
       <w:br/>
     </w:r>

--- a/klagomål/A 19645-2026 FSC-klagomål.docx
+++ b/klagomål/A 19645-2026 FSC-klagomål.docx
@@ -1239,7 +1239,7 @@
     <w:r>
       <w:tab/>
       <w:tab/>
-      <w:t>2026-07-22</w:t>
+      <w:t>2026-07-23</w:t>
       <w:br/>
       <w:br/>
     </w:r>

--- a/klagomål/A 19645-2026 FSC-klagomål.docx
+++ b/klagomål/A 19645-2026 FSC-klagomål.docx
@@ -1239,7 +1239,7 @@
     <w:r>
       <w:tab/>
       <w:tab/>
-      <w:t>2026-07-23</w:t>
+      <w:t>2026-07-24</w:t>
       <w:br/>
       <w:br/>
     </w:r>

--- a/klagomål/A 19645-2026 FSC-klagomål.docx
+++ b/klagomål/A 19645-2026 FSC-klagomål.docx
@@ -1239,7 +1239,7 @@
     <w:r>
       <w:tab/>
       <w:tab/>
-      <w:t>2026-07-24</w:t>
+      <w:t>2026-07-25</w:t>
       <w:br/>
       <w:br/>
     </w:r>

--- a/klagomål/A 19645-2026 FSC-klagomål.docx
+++ b/klagomål/A 19645-2026 FSC-klagomål.docx
@@ -1239,7 +1239,7 @@
     <w:r>
       <w:tab/>
       <w:tab/>
-      <w:t>2026-07-25</w:t>
+      <w:t>2026-07-26</w:t>
       <w:br/>
       <w:br/>
     </w:r>

--- a/klagomål/A 19645-2026 FSC-klagomål.docx
+++ b/klagomål/A 19645-2026 FSC-klagomål.docx
@@ -1239,7 +1239,7 @@
     <w:r>
       <w:tab/>
       <w:tab/>
-      <w:t>2026-07-26</w:t>
+      <w:t>2026-07-27</w:t>
       <w:br/>
       <w:br/>
     </w:r>

--- a/klagomål/A 19645-2026 FSC-klagomål.docx
+++ b/klagomål/A 19645-2026 FSC-klagomål.docx
@@ -1239,7 +1239,7 @@
     <w:r>
       <w:tab/>
       <w:tab/>
-      <w:t>2026-07-27</w:t>
+      <w:t>2026-07-28</w:t>
       <w:br/>
       <w:br/>
     </w:r>

--- a/klagomål/A 19645-2026 FSC-klagomål.docx
+++ b/klagomål/A 19645-2026 FSC-klagomål.docx
@@ -1239,7 +1239,7 @@
     <w:r>
       <w:tab/>
       <w:tab/>
-      <w:t>2026-07-28</w:t>
+      <w:t>2026-07-29</w:t>
       <w:br/>
       <w:br/>
     </w:r>

--- a/klagomål/A 19645-2026 FSC-klagomål.docx
+++ b/klagomål/A 19645-2026 FSC-klagomål.docx
@@ -1239,7 +1239,7 @@
     <w:r>
       <w:tab/>
       <w:tab/>
-      <w:t>2026-07-29</w:t>
+      <w:t>2026-07-30</w:t>
       <w:br/>
       <w:br/>
     </w:r>

--- a/klagomål/A 19645-2026 FSC-klagomål.docx
+++ b/klagomål/A 19645-2026 FSC-klagomål.docx
@@ -1239,7 +1239,7 @@
     <w:r>
       <w:tab/>
       <w:tab/>
-      <w:t>2026-07-30</w:t>
+      <w:t>2026-07-31</w:t>
       <w:br/>
       <w:br/>
     </w:r>

--- a/klagomål/A 19645-2026 FSC-klagomål.docx
+++ b/klagomål/A 19645-2026 FSC-klagomål.docx
@@ -1239,7 +1239,7 @@
     <w:r>
       <w:tab/>
       <w:tab/>
-      <w:t>2026-07-31</w:t>
+      <w:t>2026-08-01</w:t>
       <w:br/>
       <w:br/>
     </w:r>

--- a/klagomål/A 19645-2026 FSC-klagomål.docx
+++ b/klagomål/A 19645-2026 FSC-klagomål.docx
@@ -1239,7 +1239,7 @@
     <w:r>
       <w:tab/>
       <w:tab/>
-      <w:t>2026-08-01</w:t>
+      <w:t>2026-08-02</w:t>
       <w:br/>
       <w:br/>
     </w:r>

--- a/klagomål/A 19645-2026 FSC-klagomål.docx
+++ b/klagomål/A 19645-2026 FSC-klagomål.docx
@@ -1239,7 +1239,7 @@
     <w:r>
       <w:tab/>
       <w:tab/>
-      <w:t>2026-08-02</w:t>
+      <w:t>2026-08-03</w:t>
       <w:br/>
       <w:br/>
     </w:r>

--- a/klagomål/A 19645-2026 FSC-klagomål.docx
+++ b/klagomål/A 19645-2026 FSC-klagomål.docx
@@ -1239,7 +1239,7 @@
     <w:r>
       <w:tab/>
       <w:tab/>
-      <w:t>2026-08-03</w:t>
+      <w:t>2026-08-05</w:t>
       <w:br/>
       <w:br/>
     </w:r>

--- a/klagomål/A 19645-2026 FSC-klagomål.docx
+++ b/klagomål/A 19645-2026 FSC-klagomål.docx
@@ -1239,7 +1239,7 @@
     <w:r>
       <w:tab/>
       <w:tab/>
-      <w:t>2026-08-05</w:t>
+      <w:t>2026-08-07</w:t>
       <w:br/>
       <w:br/>
     </w:r>

--- a/klagomål/A 19645-2026 FSC-klagomål.docx
+++ b/klagomål/A 19645-2026 FSC-klagomål.docx
@@ -1239,7 +1239,7 @@
     <w:r>
       <w:tab/>
       <w:tab/>
-      <w:t>2026-08-07</w:t>
+      <w:t>2026-08-08</w:t>
       <w:br/>
       <w:br/>
     </w:r>

--- a/klagomål/A 19645-2026 FSC-klagomål.docx
+++ b/klagomål/A 19645-2026 FSC-klagomål.docx
@@ -216,7 +216,7 @@
         <w:spacing w:after="240"/>
       </w:pPr>
       <w:r>
-        <w:t>Figur 1. Fyndplatser för naturvårdsarter i avverkningsanmälan. Markörer utan svart kant är placerade på fyndplatsen. Markörer med svart kant är placerade vid sidan av fyndplatsen har ett svart streck som visar fyndplatsens exakta position. Kartans mittpunktskoordinat är N 6631049, E 498542 i SWEREF 99 TM.</w:t>
+        <w:t>Figur 1. Fyndplatser för naturvårdsarter i avverkningsanmälan. Markörer utan svart kant är placerade på fyndplatsen. Markörer med svart kant är placerade vid sidan av fyndplatsen och har ett svart streck som visar fyndplatsens exakta position. Kartans mittpunktskoordinat är N 6631049, E 498542 i SWEREF 99 TM.</w:t>
       </w:r>
     </w:p>
     <w:p>
@@ -1239,7 +1239,7 @@
     <w:r>
       <w:tab/>
       <w:tab/>
-      <w:t>2026-08-14</w:t>
+      <w:t>2026-08-15</w:t>
       <w:br/>
       <w:br/>
     </w:r>

--- a/klagomål/A 19645-2026 FSC-klagomål.docx
+++ b/klagomål/A 19645-2026 FSC-klagomål.docx
@@ -1239,7 +1239,7 @@
     <w:r>
       <w:tab/>
       <w:tab/>
-      <w:t>2026-08-15</w:t>
+      <w:t>2026-08-16</w:t>
       <w:br/>
       <w:br/>
     </w:r>

--- a/klagomål/A 19645-2026 FSC-klagomål.docx
+++ b/klagomål/A 19645-2026 FSC-klagomål.docx
@@ -1239,7 +1239,7 @@
     <w:r>
       <w:tab/>
       <w:tab/>
-      <w:t>2026-08-16</w:t>
+      <w:t>2026-08-17</w:t>
       <w:br/>
       <w:br/>
     </w:r>

--- a/klagomål/A 19645-2026 FSC-klagomål.docx
+++ b/klagomål/A 19645-2026 FSC-klagomål.docx
@@ -1239,7 +1239,7 @@
     <w:r>
       <w:tab/>
       <w:tab/>
-      <w:t>2026-08-17</w:t>
+      <w:t>2026-08-18</w:t>
       <w:br/>
       <w:br/>
     </w:r>

--- a/klagomål/A 19645-2026 FSC-klagomål.docx
+++ b/klagomål/A 19645-2026 FSC-klagomål.docx
@@ -1239,7 +1239,7 @@
     <w:r>
       <w:tab/>
       <w:tab/>
-      <w:t>2026-08-18</w:t>
+      <w:t>2026-08-19</w:t>
       <w:br/>
       <w:br/>
     </w:r>

--- a/klagomål/A 19645-2026 FSC-klagomål.docx
+++ b/klagomål/A 19645-2026 FSC-klagomål.docx
@@ -1239,7 +1239,7 @@
     <w:r>
       <w:tab/>
       <w:tab/>
-      <w:t>2026-08-19</w:t>
+      <w:t>2026-08-20</w:t>
       <w:br/>
       <w:br/>
     </w:r>

--- a/klagomål/A 19645-2026 FSC-klagomål.docx
+++ b/klagomål/A 19645-2026 FSC-klagomål.docx
@@ -1239,7 +1239,7 @@
     <w:r>
       <w:tab/>
       <w:tab/>
-      <w:t>2026-08-20</w:t>
+      <w:t>2026-08-21</w:t>
       <w:br/>
       <w:br/>
     </w:r>

--- a/klagomål/A 19645-2026 FSC-klagomål.docx
+++ b/klagomål/A 19645-2026 FSC-klagomål.docx
@@ -1239,7 +1239,7 @@
     <w:r>
       <w:tab/>
       <w:tab/>
-      <w:t>2026-08-21</w:t>
+      <w:t>2026-08-22</w:t>
       <w:br/>
       <w:br/>
     </w:r>

--- a/klagomål/A 19645-2026 FSC-klagomål.docx
+++ b/klagomål/A 19645-2026 FSC-klagomål.docx
@@ -1239,7 +1239,7 @@
     <w:r>
       <w:tab/>
       <w:tab/>
-      <w:t>2026-08-22</w:t>
+      <w:t>2026-08-23</w:t>
       <w:br/>
       <w:br/>
     </w:r>

--- a/klagomål/A 19645-2026 FSC-klagomål.docx
+++ b/klagomål/A 19645-2026 FSC-klagomål.docx
@@ -1239,7 +1239,7 @@
     <w:r>
       <w:tab/>
       <w:tab/>
-      <w:t>2026-08-23</w:t>
+      <w:t>2026-08-24</w:t>
       <w:br/>
       <w:br/>
     </w:r>

--- a/klagomål/A 19645-2026 FSC-klagomål.docx
+++ b/klagomål/A 19645-2026 FSC-klagomål.docx
@@ -1239,7 +1239,7 @@
     <w:r>
       <w:tab/>
       <w:tab/>
-      <w:t>2026-08-24</w:t>
+      <w:t>2026-08-25</w:t>
       <w:br/>
       <w:br/>
     </w:r>

--- a/klagomål/A 19645-2026 FSC-klagomål.docx
+++ b/klagomål/A 19645-2026 FSC-klagomål.docx
@@ -1239,7 +1239,7 @@
     <w:r>
       <w:tab/>
       <w:tab/>
-      <w:t>2026-08-25</w:t>
+      <w:t>2026-08-26</w:t>
       <w:br/>
       <w:br/>
     </w:r>

--- a/klagomål/A 19645-2026 FSC-klagomål.docx
+++ b/klagomål/A 19645-2026 FSC-klagomål.docx
@@ -1239,7 +1239,7 @@
     <w:r>
       <w:tab/>
       <w:tab/>
-      <w:t>2026-08-26</w:t>
+      <w:t>2026-08-27</w:t>
       <w:br/>
       <w:br/>
     </w:r>

--- a/klagomål/A 19645-2026 FSC-klagomål.docx
+++ b/klagomål/A 19645-2026 FSC-klagomål.docx
@@ -1239,7 +1239,7 @@
     <w:r>
       <w:tab/>
       <w:tab/>
-      <w:t>2026-08-27</w:t>
+      <w:t>2026-08-28</w:t>
       <w:br/>
       <w:br/>
     </w:r>

--- a/klagomål/A 19645-2026 FSC-klagomål.docx
+++ b/klagomål/A 19645-2026 FSC-klagomål.docx
@@ -1239,7 +1239,7 @@
     <w:r>
       <w:tab/>
       <w:tab/>
-      <w:t>2026-08-28</w:t>
+      <w:t>2026-08-29</w:t>
       <w:br/>
       <w:br/>
     </w:r>

--- a/klagomål/A 19645-2026 FSC-klagomål.docx
+++ b/klagomål/A 19645-2026 FSC-klagomål.docx
@@ -1239,7 +1239,7 @@
     <w:r>
       <w:tab/>
       <w:tab/>
-      <w:t>2026-08-29</w:t>
+      <w:t>2026-08-31</w:t>
       <w:br/>
       <w:br/>
     </w:r>

--- a/klagomål/A 19645-2026 FSC-klagomål.docx
+++ b/klagomål/A 19645-2026 FSC-klagomål.docx
@@ -1239,7 +1239,7 @@
     <w:r>
       <w:tab/>
       <w:tab/>
-      <w:t>2026-08-31</w:t>
+      <w:t>2026-09-01</w:t>
       <w:br/>
       <w:br/>
     </w:r>

--- a/klagomål/A 19645-2026 FSC-klagomål.docx
+++ b/klagomål/A 19645-2026 FSC-klagomål.docx
@@ -1239,7 +1239,7 @@
     <w:r>
       <w:tab/>
       <w:tab/>
-      <w:t>2026-09-01</w:t>
+      <w:t>2026-09-02</w:t>
       <w:br/>
       <w:br/>
     </w:r>

--- a/klagomål/A 19645-2026 FSC-klagomål.docx
+++ b/klagomål/A 19645-2026 FSC-klagomål.docx
@@ -1239,7 +1239,7 @@
     <w:r>
       <w:tab/>
       <w:tab/>
-      <w:t>2026-09-02</w:t>
+      <w:t>2026-09-03</w:t>
       <w:br/>
       <w:br/>
     </w:r>

--- a/klagomål/A 19645-2026 FSC-klagomål.docx
+++ b/klagomål/A 19645-2026 FSC-klagomål.docx
@@ -1239,7 +1239,7 @@
     <w:r>
       <w:tab/>
       <w:tab/>
-      <w:t>2026-09-03</w:t>
+      <w:t>2026-09-04</w:t>
       <w:br/>
       <w:br/>
     </w:r>

--- a/klagomål/A 19645-2026 FSC-klagomål.docx
+++ b/klagomål/A 19645-2026 FSC-klagomål.docx
@@ -1239,7 +1239,7 @@
     <w:r>
       <w:tab/>
       <w:tab/>
-      <w:t>2026-09-04</w:t>
+      <w:t>2026-09-05</w:t>
       <w:br/>
       <w:br/>
     </w:r>
